--- a/Дизайн-документ проекта.docx
+++ b/Дизайн-документ проекта.docx
@@ -15,10 +15,10 @@
           <w:lang w:val="ru-RU"/>
         </w:rPr>
       </w:pPr>
-      <w:bookmarkStart w:id="0" w:name="дизайн-документ-проекта"/>
-      <w:bookmarkStart w:id="1" w:name="content"/>
-      <w:bookmarkStart w:id="2" w:name="header"/>
-      <w:bookmarkEnd w:id="2"/>
+      <w:bookmarkStart w:id="0" w:name="header"/>
+      <w:bookmarkStart w:id="1" w:name="дизайн-документ-проекта"/>
+      <w:bookmarkStart w:id="2" w:name="content"/>
+      <w:bookmarkEnd w:id="0"/>
       <w:r>
         <w:rPr>
           <w:rFonts w:ascii="Times New Roman" w:hAnsi="Times New Roman" w:cs="Times New Roman"/>
@@ -37,39 +37,7 @@
           <w:color w:val="000000" w:themeColor="text1"/>
           <w:lang w:val="ru-RU"/>
         </w:rPr>
-        <w:t xml:space="preserve"> «</w:t>
-      </w:r>
-      <w:r>
-        <w:rPr>
-          <w:rFonts w:ascii="Times New Roman" w:hAnsi="Times New Roman" w:cs="Times New Roman"/>
-          <w:b/>
-          <w:bCs/>
-          <w:color w:val="000000" w:themeColor="text1"/>
-          <w:lang w:val="ru-RU"/>
-        </w:rPr>
-        <w:t xml:space="preserve">Island </w:t>
-      </w:r>
-      <w:proofErr w:type="spellStart"/>
-      <w:r>
-        <w:rPr>
-          <w:rFonts w:ascii="Times New Roman" w:hAnsi="Times New Roman" w:cs="Times New Roman"/>
-          <w:b/>
-          <w:bCs/>
-          <w:color w:val="000000" w:themeColor="text1"/>
-          <w:lang w:val="ru-RU"/>
-        </w:rPr>
-        <w:t>Survival</w:t>
-      </w:r>
-      <w:proofErr w:type="spellEnd"/>
-      <w:r>
-        <w:rPr>
-          <w:rFonts w:ascii="Times New Roman" w:hAnsi="Times New Roman" w:cs="Times New Roman"/>
-          <w:b/>
-          <w:bCs/>
-          <w:color w:val="000000" w:themeColor="text1"/>
-          <w:lang w:val="ru-RU"/>
-        </w:rPr>
-        <w:t>»</w:t>
+        <w:t xml:space="preserve"> «Island Survival»</w:t>
       </w:r>
     </w:p>
     <w:p>
@@ -467,7 +435,6 @@
         </w:rPr>
         <w:t xml:space="preserve"> </w:t>
       </w:r>
-      <w:proofErr w:type="spellStart"/>
       <w:r>
         <w:rPr>
           <w:rFonts w:ascii="Times New Roman" w:hAnsi="Times New Roman" w:cs="Times New Roman"/>
@@ -475,7 +442,6 @@
         </w:rPr>
         <w:t>i</w:t>
       </w:r>
-      <w:proofErr w:type="spellEnd"/>
       <w:r>
         <w:rPr>
           <w:rFonts w:ascii="Times New Roman" w:hAnsi="Times New Roman" w:cs="Times New Roman"/>
@@ -711,23 +677,7 @@
           <w:color w:val="000000" w:themeColor="text1"/>
           <w:lang w:val="ru-RU"/>
         </w:rPr>
-        <w:t>— яркое дневное (солнечно</w:t>
-      </w:r>
-      <w:r>
-        <w:rPr>
-          <w:rFonts w:ascii="Times New Roman" w:hAnsi="Times New Roman" w:cs="Times New Roman"/>
-          <w:color w:val="000000" w:themeColor="text1"/>
-          <w:lang w:val="ru-RU"/>
-        </w:rPr>
-        <w:t>).</w:t>
-      </w:r>
-      <w:r>
-        <w:rPr>
-          <w:rFonts w:ascii="Times New Roman" w:hAnsi="Times New Roman" w:cs="Times New Roman"/>
-          <w:color w:val="000000" w:themeColor="text1"/>
-          <w:lang w:val="ru-RU"/>
-        </w:rPr>
-        <w:t xml:space="preserve"> Игровой мир статичен (нет динамических погодных катаклизмов), но есть автоматические опасности (например, падение с утёса будет смертельным). </w:t>
+        <w:t xml:space="preserve">— яркое дневное (солнечно). Игровой мир статичен (нет динамических погодных катаклизмов), но есть автоматические опасности (например, падение с утёса будет смертельным). </w:t>
       </w:r>
     </w:p>
     <w:p>
@@ -937,69 +887,12 @@
         </w:rPr>
         <w:t xml:space="preserve">Игрок взаимодействует с узлами (срубает деревья/палит бревна, рвёт траву, срывает листья, собирает кокосы, берёт камни). </w:t>
       </w:r>
-      <w:proofErr w:type="spellStart"/>
-      <w:r>
-        <w:rPr>
-          <w:rFonts w:ascii="Times New Roman" w:hAnsi="Times New Roman" w:cs="Times New Roman"/>
-          <w:color w:val="000000" w:themeColor="text1"/>
-        </w:rPr>
-        <w:t>Собранные</w:t>
-      </w:r>
-      <w:proofErr w:type="spellEnd"/>
-      <w:r>
-        <w:rPr>
-          <w:rFonts w:ascii="Times New Roman" w:hAnsi="Times New Roman" w:cs="Times New Roman"/>
-          <w:color w:val="000000" w:themeColor="text1"/>
-        </w:rPr>
-        <w:t xml:space="preserve"> </w:t>
-      </w:r>
-      <w:proofErr w:type="spellStart"/>
-      <w:r>
-        <w:rPr>
-          <w:rFonts w:ascii="Times New Roman" w:hAnsi="Times New Roman" w:cs="Times New Roman"/>
-          <w:color w:val="000000" w:themeColor="text1"/>
-        </w:rPr>
-        <w:t>ресурсы</w:t>
-      </w:r>
-      <w:proofErr w:type="spellEnd"/>
-      <w:r>
-        <w:rPr>
-          <w:rFonts w:ascii="Times New Roman" w:hAnsi="Times New Roman" w:cs="Times New Roman"/>
-          <w:color w:val="000000" w:themeColor="text1"/>
-        </w:rPr>
-        <w:t xml:space="preserve"> </w:t>
-      </w:r>
-      <w:proofErr w:type="spellStart"/>
-      <w:r>
-        <w:rPr>
-          <w:rFonts w:ascii="Times New Roman" w:hAnsi="Times New Roman" w:cs="Times New Roman"/>
-          <w:color w:val="000000" w:themeColor="text1"/>
-        </w:rPr>
-        <w:t>добавляются</w:t>
-      </w:r>
-      <w:proofErr w:type="spellEnd"/>
-      <w:r>
-        <w:rPr>
-          <w:rFonts w:ascii="Times New Roman" w:hAnsi="Times New Roman" w:cs="Times New Roman"/>
-          <w:color w:val="000000" w:themeColor="text1"/>
-        </w:rPr>
-        <w:t xml:space="preserve"> в </w:t>
-      </w:r>
-      <w:proofErr w:type="spellStart"/>
-      <w:r>
-        <w:rPr>
-          <w:rFonts w:ascii="Times New Roman" w:hAnsi="Times New Roman" w:cs="Times New Roman"/>
-          <w:color w:val="000000" w:themeColor="text1"/>
-        </w:rPr>
-        <w:t>инвентарь</w:t>
-      </w:r>
-      <w:proofErr w:type="spellEnd"/>
-      <w:r>
-        <w:rPr>
-          <w:rFonts w:ascii="Times New Roman" w:hAnsi="Times New Roman" w:cs="Times New Roman"/>
-          <w:color w:val="000000" w:themeColor="text1"/>
-        </w:rPr>
-        <w:t>.</w:t>
+      <w:r>
+        <w:rPr>
+          <w:rFonts w:ascii="Times New Roman" w:hAnsi="Times New Roman" w:cs="Times New Roman"/>
+          <w:color w:val="000000" w:themeColor="text1"/>
+        </w:rPr>
+        <w:t>Собранные ресурсы добавляются в инвентарь.</w:t>
       </w:r>
     </w:p>
     <w:p>
@@ -1025,141 +918,15 @@
           <w:color w:val="000000" w:themeColor="text1"/>
           <w:lang w:val="ru-RU"/>
         </w:rPr>
-        <w:t>Создание инструментов</w:t>
-      </w:r>
-      <w:r>
-        <w:rPr>
-          <w:rFonts w:ascii="Times New Roman" w:hAnsi="Times New Roman" w:cs="Times New Roman"/>
-          <w:b/>
-          <w:bCs/>
-          <w:color w:val="000000" w:themeColor="text1"/>
-          <w:lang w:val="ru-RU"/>
-        </w:rPr>
-        <w:t>.</w:t>
-      </w:r>
-      <w:r>
-        <w:rPr>
-          <w:rFonts w:ascii="Times New Roman" w:hAnsi="Times New Roman" w:cs="Times New Roman"/>
-          <w:color w:val="000000" w:themeColor="text1"/>
-          <w:lang w:val="ru-RU"/>
-        </w:rPr>
-        <w:t xml:space="preserve"> </w:t>
-      </w:r>
-      <w:r>
-        <w:rPr>
-          <w:rFonts w:ascii="Times New Roman" w:hAnsi="Times New Roman" w:cs="Times New Roman"/>
-          <w:color w:val="000000" w:themeColor="text1"/>
-          <w:lang w:val="ru-RU"/>
-        </w:rPr>
-        <w:t>При накоплении необходимых материалов игрок может «</w:t>
-      </w:r>
-      <w:proofErr w:type="spellStart"/>
-      <w:r>
-        <w:rPr>
-          <w:rFonts w:ascii="Times New Roman" w:hAnsi="Times New Roman" w:cs="Times New Roman"/>
-          <w:color w:val="000000" w:themeColor="text1"/>
-          <w:lang w:val="ru-RU"/>
-        </w:rPr>
-        <w:t>скрафтить</w:t>
-      </w:r>
-      <w:proofErr w:type="spellEnd"/>
-      <w:r>
-        <w:rPr>
-          <w:rFonts w:ascii="Times New Roman" w:hAnsi="Times New Roman" w:cs="Times New Roman"/>
-          <w:color w:val="000000" w:themeColor="text1"/>
-          <w:lang w:val="ru-RU"/>
-        </w:rPr>
-        <w:t xml:space="preserve">» простые инструменты: </w:t>
-      </w:r>
-      <w:r>
-        <w:rPr>
-          <w:rFonts w:ascii="Times New Roman" w:hAnsi="Times New Roman" w:cs="Times New Roman"/>
-          <w:color w:val="000000" w:themeColor="text1"/>
-          <w:lang w:val="ru-RU"/>
-        </w:rPr>
-        <w:t>каменный топор</w:t>
-      </w:r>
-      <w:r>
-        <w:rPr>
-          <w:rFonts w:ascii="Times New Roman" w:hAnsi="Times New Roman" w:cs="Times New Roman"/>
-          <w:color w:val="000000" w:themeColor="text1"/>
-          <w:lang w:val="ru-RU"/>
-        </w:rPr>
-        <w:t xml:space="preserve"> (для рубки), </w:t>
-      </w:r>
-      <w:r>
-        <w:rPr>
-          <w:rFonts w:ascii="Times New Roman" w:hAnsi="Times New Roman" w:cs="Times New Roman"/>
-          <w:color w:val="000000" w:themeColor="text1"/>
-          <w:lang w:val="ru-RU"/>
-        </w:rPr>
-        <w:t>нож</w:t>
-      </w:r>
-      <w:r>
-        <w:rPr>
-          <w:rFonts w:ascii="Times New Roman" w:hAnsi="Times New Roman" w:cs="Times New Roman"/>
-          <w:color w:val="000000" w:themeColor="text1"/>
-          <w:lang w:val="ru-RU"/>
-        </w:rPr>
-        <w:t xml:space="preserve"> (для</w:t>
-      </w:r>
-      <w:r>
-        <w:rPr>
-          <w:rFonts w:ascii="Times New Roman" w:hAnsi="Times New Roman" w:cs="Times New Roman"/>
-          <w:color w:val="000000" w:themeColor="text1"/>
-          <w:lang w:val="ru-RU"/>
-        </w:rPr>
-        <w:t xml:space="preserve"> эффективного</w:t>
-      </w:r>
-      <w:r>
-        <w:rPr>
-          <w:rFonts w:ascii="Times New Roman" w:hAnsi="Times New Roman" w:cs="Times New Roman"/>
-          <w:color w:val="000000" w:themeColor="text1"/>
-          <w:lang w:val="ru-RU"/>
-        </w:rPr>
-        <w:t xml:space="preserve"> </w:t>
-      </w:r>
-      <w:r>
-        <w:rPr>
-          <w:rFonts w:ascii="Times New Roman" w:hAnsi="Times New Roman" w:cs="Times New Roman"/>
-          <w:color w:val="000000" w:themeColor="text1"/>
-          <w:lang w:val="ru-RU"/>
-        </w:rPr>
-        <w:t>сбора листьев</w:t>
-      </w:r>
-      <w:r>
-        <w:rPr>
-          <w:rFonts w:ascii="Times New Roman" w:hAnsi="Times New Roman" w:cs="Times New Roman"/>
-          <w:color w:val="000000" w:themeColor="text1"/>
-          <w:lang w:val="ru-RU"/>
-        </w:rPr>
-        <w:t>), верёвку (из волокна травы)</w:t>
-      </w:r>
-      <w:r>
-        <w:rPr>
-          <w:rFonts w:ascii="Times New Roman" w:hAnsi="Times New Roman" w:cs="Times New Roman"/>
-          <w:color w:val="000000" w:themeColor="text1"/>
-          <w:lang w:val="ru-RU"/>
-        </w:rPr>
-        <w:t xml:space="preserve"> и </w:t>
-      </w:r>
-      <w:proofErr w:type="spellStart"/>
-      <w:r>
-        <w:rPr>
-          <w:rFonts w:ascii="Times New Roman" w:hAnsi="Times New Roman" w:cs="Times New Roman"/>
-          <w:color w:val="000000" w:themeColor="text1"/>
-          <w:lang w:val="ru-RU"/>
-        </w:rPr>
-        <w:t>тп</w:t>
-      </w:r>
-      <w:proofErr w:type="spellEnd"/>
-      <w:r>
-        <w:rPr>
-          <w:rFonts w:ascii="Times New Roman" w:hAnsi="Times New Roman" w:cs="Times New Roman"/>
-          <w:color w:val="000000" w:themeColor="text1"/>
-          <w:lang w:val="ru-RU"/>
-        </w:rPr>
-        <w:t>. Инструменты улучшают эффективность сбора и открывают новые возможности.</w:t>
+        <w:t>Создание инструментов.</w:t>
+      </w:r>
+      <w:r>
+        <w:rPr>
+          <w:rFonts w:ascii="Times New Roman" w:hAnsi="Times New Roman" w:cs="Times New Roman"/>
+          <w:color w:val="000000" w:themeColor="text1"/>
+          <w:lang w:val="ru-RU"/>
+        </w:rPr>
+        <w:t xml:space="preserve"> При накоплении необходимых материалов игрок может «скрафтить» простые инструменты: каменный топор (для рубки), нож (для эффективного сбора листьев), верёвку (из волокна травы) и тп. Инструменты улучшают эффективность сбора и открывают новые возможности.</w:t>
       </w:r>
     </w:p>
     <w:p>
@@ -1185,177 +952,22 @@
           <w:color w:val="000000" w:themeColor="text1"/>
           <w:lang w:val="ru-RU"/>
         </w:rPr>
-        <w:t>Постройка костра</w:t>
-      </w:r>
-      <w:r>
-        <w:rPr>
-          <w:rFonts w:ascii="Times New Roman" w:hAnsi="Times New Roman" w:cs="Times New Roman"/>
-          <w:b/>
-          <w:bCs/>
-          <w:color w:val="000000" w:themeColor="text1"/>
-          <w:lang w:val="ru-RU"/>
-        </w:rPr>
-        <w:t>.</w:t>
-      </w:r>
-      <w:r>
-        <w:rPr>
-          <w:rFonts w:ascii="Times New Roman" w:hAnsi="Times New Roman" w:cs="Times New Roman"/>
-          <w:color w:val="000000" w:themeColor="text1"/>
-          <w:lang w:val="ru-RU"/>
-        </w:rPr>
-        <w:t xml:space="preserve"> </w:t>
-      </w:r>
-      <w:r>
-        <w:rPr>
-          <w:rFonts w:ascii="Times New Roman" w:hAnsi="Times New Roman" w:cs="Times New Roman"/>
-          <w:color w:val="000000" w:themeColor="text1"/>
-          <w:lang w:val="ru-RU"/>
-        </w:rPr>
-        <w:t xml:space="preserve">Собрав достаточное число бревен, палок и листьев, игрок может построить большой сигнальный костёр на видном месте. </w:t>
-      </w:r>
-      <w:proofErr w:type="spellStart"/>
-      <w:r>
-        <w:rPr>
-          <w:rFonts w:ascii="Times New Roman" w:hAnsi="Times New Roman" w:cs="Times New Roman"/>
-          <w:color w:val="000000" w:themeColor="text1"/>
-        </w:rPr>
-        <w:t>После</w:t>
-      </w:r>
-      <w:proofErr w:type="spellEnd"/>
-      <w:r>
-        <w:rPr>
-          <w:rFonts w:ascii="Times New Roman" w:hAnsi="Times New Roman" w:cs="Times New Roman"/>
-          <w:color w:val="000000" w:themeColor="text1"/>
-        </w:rPr>
-        <w:t xml:space="preserve"> </w:t>
-      </w:r>
-      <w:proofErr w:type="spellStart"/>
-      <w:r>
-        <w:rPr>
-          <w:rFonts w:ascii="Times New Roman" w:hAnsi="Times New Roman" w:cs="Times New Roman"/>
-          <w:color w:val="000000" w:themeColor="text1"/>
-        </w:rPr>
-        <w:t>разведения</w:t>
-      </w:r>
-      <w:proofErr w:type="spellEnd"/>
-      <w:r>
-        <w:rPr>
-          <w:rFonts w:ascii="Times New Roman" w:hAnsi="Times New Roman" w:cs="Times New Roman"/>
-          <w:color w:val="000000" w:themeColor="text1"/>
-        </w:rPr>
-        <w:t xml:space="preserve"> </w:t>
-      </w:r>
-      <w:proofErr w:type="spellStart"/>
-      <w:r>
-        <w:rPr>
-          <w:rFonts w:ascii="Times New Roman" w:hAnsi="Times New Roman" w:cs="Times New Roman"/>
-          <w:color w:val="000000" w:themeColor="text1"/>
-        </w:rPr>
-        <w:t>костра</w:t>
-      </w:r>
-      <w:proofErr w:type="spellEnd"/>
-      <w:r>
-        <w:rPr>
-          <w:rFonts w:ascii="Times New Roman" w:hAnsi="Times New Roman" w:cs="Times New Roman"/>
-          <w:color w:val="000000" w:themeColor="text1"/>
-        </w:rPr>
-        <w:t xml:space="preserve"> </w:t>
-      </w:r>
-      <w:proofErr w:type="spellStart"/>
-      <w:r>
-        <w:rPr>
-          <w:rFonts w:ascii="Times New Roman" w:hAnsi="Times New Roman" w:cs="Times New Roman"/>
-          <w:color w:val="000000" w:themeColor="text1"/>
-        </w:rPr>
-        <w:t>считается</w:t>
-      </w:r>
-      <w:proofErr w:type="spellEnd"/>
-      <w:r>
-        <w:rPr>
-          <w:rFonts w:ascii="Times New Roman" w:hAnsi="Times New Roman" w:cs="Times New Roman"/>
-          <w:color w:val="000000" w:themeColor="text1"/>
-        </w:rPr>
-        <w:t xml:space="preserve">, </w:t>
-      </w:r>
-      <w:proofErr w:type="spellStart"/>
-      <w:r>
-        <w:rPr>
-          <w:rFonts w:ascii="Times New Roman" w:hAnsi="Times New Roman" w:cs="Times New Roman"/>
-          <w:color w:val="000000" w:themeColor="text1"/>
-        </w:rPr>
-        <w:t>что</w:t>
-      </w:r>
-      <w:proofErr w:type="spellEnd"/>
-      <w:r>
-        <w:rPr>
-          <w:rFonts w:ascii="Times New Roman" w:hAnsi="Times New Roman" w:cs="Times New Roman"/>
-          <w:color w:val="000000" w:themeColor="text1"/>
-        </w:rPr>
-        <w:t xml:space="preserve"> </w:t>
-      </w:r>
-      <w:proofErr w:type="spellStart"/>
-      <w:r>
-        <w:rPr>
-          <w:rFonts w:ascii="Times New Roman" w:hAnsi="Times New Roman" w:cs="Times New Roman"/>
-          <w:color w:val="000000" w:themeColor="text1"/>
-        </w:rPr>
-        <w:t>герой</w:t>
-      </w:r>
-      <w:proofErr w:type="spellEnd"/>
-      <w:r>
-        <w:rPr>
-          <w:rFonts w:ascii="Times New Roman" w:hAnsi="Times New Roman" w:cs="Times New Roman"/>
-          <w:color w:val="000000" w:themeColor="text1"/>
-        </w:rPr>
-        <w:t xml:space="preserve"> </w:t>
-      </w:r>
-      <w:proofErr w:type="spellStart"/>
-      <w:r>
-        <w:rPr>
-          <w:rFonts w:ascii="Times New Roman" w:hAnsi="Times New Roman" w:cs="Times New Roman"/>
-          <w:color w:val="000000" w:themeColor="text1"/>
-        </w:rPr>
-        <w:t>спасён</w:t>
-      </w:r>
-      <w:proofErr w:type="spellEnd"/>
-      <w:r>
-        <w:rPr>
-          <w:rFonts w:ascii="Times New Roman" w:hAnsi="Times New Roman" w:cs="Times New Roman"/>
-          <w:color w:val="000000" w:themeColor="text1"/>
-        </w:rPr>
-        <w:t xml:space="preserve"> (</w:t>
-      </w:r>
-      <w:proofErr w:type="spellStart"/>
-      <w:r>
-        <w:rPr>
-          <w:rFonts w:ascii="Times New Roman" w:hAnsi="Times New Roman" w:cs="Times New Roman"/>
-          <w:color w:val="000000" w:themeColor="text1"/>
-        </w:rPr>
-        <w:t>уровень</w:t>
-      </w:r>
-      <w:proofErr w:type="spellEnd"/>
-      <w:r>
-        <w:rPr>
-          <w:rFonts w:ascii="Times New Roman" w:hAnsi="Times New Roman" w:cs="Times New Roman"/>
-          <w:color w:val="000000" w:themeColor="text1"/>
-        </w:rPr>
-        <w:t xml:space="preserve"> </w:t>
-      </w:r>
-      <w:proofErr w:type="spellStart"/>
-      <w:r>
-        <w:rPr>
-          <w:rFonts w:ascii="Times New Roman" w:hAnsi="Times New Roman" w:cs="Times New Roman"/>
-          <w:color w:val="000000" w:themeColor="text1"/>
-        </w:rPr>
-        <w:t>пройден</w:t>
-      </w:r>
-      <w:proofErr w:type="spellEnd"/>
-      <w:r>
-        <w:rPr>
-          <w:rFonts w:ascii="Times New Roman" w:hAnsi="Times New Roman" w:cs="Times New Roman"/>
-          <w:color w:val="000000" w:themeColor="text1"/>
-        </w:rPr>
-        <w:t>).</w:t>
+        <w:t>Постройка костра.</w:t>
+      </w:r>
+      <w:r>
+        <w:rPr>
+          <w:rFonts w:ascii="Times New Roman" w:hAnsi="Times New Roman" w:cs="Times New Roman"/>
+          <w:color w:val="000000" w:themeColor="text1"/>
+          <w:lang w:val="ru-RU"/>
+        </w:rPr>
+        <w:t xml:space="preserve"> Собрав достаточное число бревен, палок и листьев, игрок может построить большой сигнальный костёр на видном месте. </w:t>
+      </w:r>
+      <w:r>
+        <w:rPr>
+          <w:rFonts w:ascii="Times New Roman" w:hAnsi="Times New Roman" w:cs="Times New Roman"/>
+          <w:color w:val="000000" w:themeColor="text1"/>
+        </w:rPr>
+        <w:t>После разведения костра считается, что герой спасён (уровень пройден).</w:t>
       </w:r>
     </w:p>
     <w:p>
@@ -1381,29 +993,7 @@
           <w:szCs w:val="24"/>
           <w:lang w:val="ru-RU"/>
         </w:rPr>
-        <w:t xml:space="preserve">Затем цикл повторяется: исследовать, собирать, </w:t>
-      </w:r>
-      <w:proofErr w:type="spellStart"/>
-      <w:r>
-        <w:rPr>
-          <w:rFonts w:ascii="Times New Roman" w:eastAsiaTheme="minorHAnsi" w:hAnsi="Times New Roman" w:cs="Times New Roman"/>
-          <w:color w:val="000000" w:themeColor="text1"/>
-          <w:sz w:val="24"/>
-          <w:szCs w:val="24"/>
-          <w:lang w:val="ru-RU"/>
-        </w:rPr>
-        <w:t>крафтить</w:t>
-      </w:r>
-      <w:proofErr w:type="spellEnd"/>
-      <w:r>
-        <w:rPr>
-          <w:rFonts w:ascii="Times New Roman" w:eastAsiaTheme="minorHAnsi" w:hAnsi="Times New Roman" w:cs="Times New Roman"/>
-          <w:color w:val="000000" w:themeColor="text1"/>
-          <w:sz w:val="24"/>
-          <w:szCs w:val="24"/>
-          <w:lang w:val="ru-RU"/>
-        </w:rPr>
-        <w:t>. Задача игрока</w:t>
+        <w:t>Затем цикл повторяется: исследовать, собирать, крафтить. Задача игрока</w:t>
       </w:r>
       <w:r>
         <w:rPr>
@@ -1532,7 +1122,6 @@
           <w:lang w:val="en-US"/>
         </w:rPr>
       </w:pPr>
-      <w:proofErr w:type="spellStart"/>
       <w:r>
         <w:rPr>
           <w:rFonts w:ascii="Times New Roman" w:hAnsi="Times New Roman" w:cs="Times New Roman"/>
@@ -1541,40 +1130,7 @@
           <w:color w:val="000000" w:themeColor="text1"/>
           <w:lang w:val="en-US"/>
         </w:rPr>
-        <w:t>Технические</w:t>
-      </w:r>
-      <w:proofErr w:type="spellEnd"/>
-      <w:r>
-        <w:rPr>
-          <w:rFonts w:ascii="Times New Roman" w:hAnsi="Times New Roman" w:cs="Times New Roman"/>
-          <w:b/>
-          <w:bCs/>
-          <w:color w:val="000000" w:themeColor="text1"/>
-          <w:lang w:val="en-US"/>
-        </w:rPr>
-        <w:t xml:space="preserve"> </w:t>
-      </w:r>
-      <w:proofErr w:type="spellStart"/>
-      <w:r>
-        <w:rPr>
-          <w:rFonts w:ascii="Times New Roman" w:hAnsi="Times New Roman" w:cs="Times New Roman"/>
-          <w:b/>
-          <w:bCs/>
-          <w:color w:val="000000" w:themeColor="text1"/>
-          <w:lang w:val="en-US"/>
-        </w:rPr>
-        <w:t>требования</w:t>
-      </w:r>
-      <w:proofErr w:type="spellEnd"/>
-      <w:r>
-        <w:rPr>
-          <w:rFonts w:ascii="Times New Roman" w:hAnsi="Times New Roman" w:cs="Times New Roman"/>
-          <w:b/>
-          <w:bCs/>
-          <w:color w:val="000000" w:themeColor="text1"/>
-          <w:lang w:val="en-US"/>
-        </w:rPr>
-        <w:t>:</w:t>
+        <w:t>Технические требования:</w:t>
       </w:r>
     </w:p>
     <w:p>
@@ -1592,23 +1148,13 @@
           <w:lang w:val="ru-RU"/>
         </w:rPr>
       </w:pPr>
-      <w:proofErr w:type="spellStart"/>
-      <w:r>
-        <w:rPr>
-          <w:rFonts w:ascii="Times New Roman" w:hAnsi="Times New Roman" w:cs="Times New Roman"/>
-          <w:color w:val="000000" w:themeColor="text1"/>
-          <w:lang w:val="ru-RU"/>
-        </w:rPr>
-        <w:t>Полигональность</w:t>
-      </w:r>
-      <w:proofErr w:type="spellEnd"/>
-      <w:r>
-        <w:rPr>
-          <w:rFonts w:ascii="Times New Roman" w:hAnsi="Times New Roman" w:cs="Times New Roman"/>
-          <w:color w:val="000000" w:themeColor="text1"/>
-          <w:lang w:val="ru-RU"/>
-        </w:rPr>
-        <w:t xml:space="preserve"> модели: около </w:t>
+      <w:r>
+        <w:rPr>
+          <w:rFonts w:ascii="Times New Roman" w:hAnsi="Times New Roman" w:cs="Times New Roman"/>
+          <w:color w:val="000000" w:themeColor="text1"/>
+          <w:lang w:val="ru-RU"/>
+        </w:rPr>
+        <w:t xml:space="preserve">Полигональность модели: около </w:t>
       </w:r>
       <w:r>
         <w:rPr>
@@ -1664,25 +1210,7 @@
           <w:color w:val="000000" w:themeColor="text1"/>
           <w:lang w:val="ru-RU"/>
         </w:rPr>
-        <w:t xml:space="preserve">) и </w:t>
-      </w:r>
-      <w:proofErr w:type="spellStart"/>
-      <w:r>
-        <w:rPr>
-          <w:rFonts w:ascii="Times New Roman" w:hAnsi="Times New Roman" w:cs="Times New Roman"/>
-          <w:color w:val="000000" w:themeColor="text1"/>
-          <w:lang w:val="ru-RU"/>
-        </w:rPr>
-        <w:t>скиннинг</w:t>
-      </w:r>
-      <w:proofErr w:type="spellEnd"/>
-      <w:r>
-        <w:rPr>
-          <w:rFonts w:ascii="Times New Roman" w:hAnsi="Times New Roman" w:cs="Times New Roman"/>
-          <w:color w:val="000000" w:themeColor="text1"/>
-          <w:lang w:val="ru-RU"/>
-        </w:rPr>
-        <w:t>: необходимы для анимаций (ходьбы, бега, сбор ресурсов).</w:t>
+        <w:t>) и скиннинг: необходимы для анимаций (ходьбы, бега, сбор ресурсов).</w:t>
       </w:r>
     </w:p>
     <w:p>
@@ -1834,7 +1362,6 @@
           <w:lang w:val="en-US"/>
         </w:rPr>
       </w:pPr>
-      <w:proofErr w:type="spellStart"/>
       <w:r>
         <w:rPr>
           <w:rFonts w:ascii="Times New Roman" w:hAnsi="Times New Roman" w:cs="Times New Roman"/>
@@ -1843,40 +1370,7 @@
           <w:color w:val="000000" w:themeColor="text1"/>
           <w:lang w:val="en-US"/>
         </w:rPr>
-        <w:t>Анимации</w:t>
-      </w:r>
-      <w:proofErr w:type="spellEnd"/>
-      <w:r>
-        <w:rPr>
-          <w:rFonts w:ascii="Times New Roman" w:hAnsi="Times New Roman" w:cs="Times New Roman"/>
-          <w:b/>
-          <w:bCs/>
-          <w:color w:val="000000" w:themeColor="text1"/>
-          <w:lang w:val="en-US"/>
-        </w:rPr>
-        <w:t xml:space="preserve"> </w:t>
-      </w:r>
-      <w:proofErr w:type="spellStart"/>
-      <w:r>
-        <w:rPr>
-          <w:rFonts w:ascii="Times New Roman" w:hAnsi="Times New Roman" w:cs="Times New Roman"/>
-          <w:b/>
-          <w:bCs/>
-          <w:color w:val="000000" w:themeColor="text1"/>
-          <w:lang w:val="en-US"/>
-        </w:rPr>
-        <w:t>персонажа</w:t>
-      </w:r>
-      <w:proofErr w:type="spellEnd"/>
-      <w:r>
-        <w:rPr>
-          <w:rFonts w:ascii="Times New Roman" w:hAnsi="Times New Roman" w:cs="Times New Roman"/>
-          <w:b/>
-          <w:bCs/>
-          <w:color w:val="000000" w:themeColor="text1"/>
-          <w:lang w:val="en-US"/>
-        </w:rPr>
-        <w:t>:</w:t>
+        <w:t>Анимации персонажа:</w:t>
       </w:r>
     </w:p>
     <w:p>
@@ -1900,25 +1394,7 @@
           <w:color w:val="000000" w:themeColor="text1"/>
           <w:lang w:val="en-US"/>
         </w:rPr>
-        <w:t>Idle (</w:t>
-      </w:r>
-      <w:proofErr w:type="spellStart"/>
-      <w:r>
-        <w:rPr>
-          <w:rFonts w:ascii="Times New Roman" w:hAnsi="Times New Roman" w:cs="Times New Roman"/>
-          <w:color w:val="000000" w:themeColor="text1"/>
-          <w:lang w:val="en-US"/>
-        </w:rPr>
-        <w:t>ожидание</w:t>
-      </w:r>
-      <w:proofErr w:type="spellEnd"/>
-      <w:r>
-        <w:rPr>
-          <w:rFonts w:ascii="Times New Roman" w:hAnsi="Times New Roman" w:cs="Times New Roman"/>
-          <w:color w:val="000000" w:themeColor="text1"/>
-          <w:lang w:val="en-US"/>
-        </w:rPr>
-        <w:t>)</w:t>
+        <w:t>Idle (ожидание)</w:t>
       </w:r>
     </w:p>
     <w:p>
@@ -1942,25 +1418,7 @@
           <w:color w:val="000000" w:themeColor="text1"/>
           <w:lang w:val="en-US"/>
         </w:rPr>
-        <w:t>Walk (</w:t>
-      </w:r>
-      <w:proofErr w:type="spellStart"/>
-      <w:r>
-        <w:rPr>
-          <w:rFonts w:ascii="Times New Roman" w:hAnsi="Times New Roman" w:cs="Times New Roman"/>
-          <w:color w:val="000000" w:themeColor="text1"/>
-          <w:lang w:val="en-US"/>
-        </w:rPr>
-        <w:t>ходьба</w:t>
-      </w:r>
-      <w:proofErr w:type="spellEnd"/>
-      <w:r>
-        <w:rPr>
-          <w:rFonts w:ascii="Times New Roman" w:hAnsi="Times New Roman" w:cs="Times New Roman"/>
-          <w:color w:val="000000" w:themeColor="text1"/>
-          <w:lang w:val="en-US"/>
-        </w:rPr>
-        <w:t>)</w:t>
+        <w:t>Walk (ходьба)</w:t>
       </w:r>
     </w:p>
     <w:p>
@@ -1984,25 +1442,7 @@
           <w:color w:val="000000" w:themeColor="text1"/>
           <w:lang w:val="en-US"/>
         </w:rPr>
-        <w:t>Run (</w:t>
-      </w:r>
-      <w:proofErr w:type="spellStart"/>
-      <w:r>
-        <w:rPr>
-          <w:rFonts w:ascii="Times New Roman" w:hAnsi="Times New Roman" w:cs="Times New Roman"/>
-          <w:color w:val="000000" w:themeColor="text1"/>
-          <w:lang w:val="en-US"/>
-        </w:rPr>
-        <w:t>бег</w:t>
-      </w:r>
-      <w:proofErr w:type="spellEnd"/>
-      <w:r>
-        <w:rPr>
-          <w:rFonts w:ascii="Times New Roman" w:hAnsi="Times New Roman" w:cs="Times New Roman"/>
-          <w:color w:val="000000" w:themeColor="text1"/>
-          <w:lang w:val="en-US"/>
-        </w:rPr>
-        <w:t>)</w:t>
+        <w:t>Run (бег)</w:t>
       </w:r>
     </w:p>
     <w:p>
@@ -2020,59 +1460,13 @@
           <w:lang w:val="en-US"/>
         </w:rPr>
       </w:pPr>
-      <w:proofErr w:type="spellStart"/>
       <w:r>
         <w:rPr>
           <w:rFonts w:ascii="Times New Roman" w:hAnsi="Times New Roman" w:cs="Times New Roman"/>
           <w:color w:val="000000" w:themeColor="text1"/>
           <w:lang w:val="en-US"/>
         </w:rPr>
-        <w:t>GatherWood</w:t>
-      </w:r>
-      <w:proofErr w:type="spellEnd"/>
-      <w:r>
-        <w:rPr>
-          <w:rFonts w:ascii="Times New Roman" w:hAnsi="Times New Roman" w:cs="Times New Roman"/>
-          <w:color w:val="000000" w:themeColor="text1"/>
-          <w:lang w:val="en-US"/>
-        </w:rPr>
-        <w:t xml:space="preserve"> (</w:t>
-      </w:r>
-      <w:proofErr w:type="spellStart"/>
-      <w:r>
-        <w:rPr>
-          <w:rFonts w:ascii="Times New Roman" w:hAnsi="Times New Roman" w:cs="Times New Roman"/>
-          <w:color w:val="000000" w:themeColor="text1"/>
-          <w:lang w:val="en-US"/>
-        </w:rPr>
-        <w:t>сбор</w:t>
-      </w:r>
-      <w:proofErr w:type="spellEnd"/>
-      <w:r>
-        <w:rPr>
-          <w:rFonts w:ascii="Times New Roman" w:hAnsi="Times New Roman" w:cs="Times New Roman"/>
-          <w:color w:val="000000" w:themeColor="text1"/>
-          <w:lang w:val="en-US"/>
-        </w:rPr>
-        <w:t xml:space="preserve"> </w:t>
-      </w:r>
-      <w:proofErr w:type="spellStart"/>
-      <w:r>
-        <w:rPr>
-          <w:rFonts w:ascii="Times New Roman" w:hAnsi="Times New Roman" w:cs="Times New Roman"/>
-          <w:color w:val="000000" w:themeColor="text1"/>
-          <w:lang w:val="en-US"/>
-        </w:rPr>
-        <w:t>древесины</w:t>
-      </w:r>
-      <w:proofErr w:type="spellEnd"/>
-      <w:r>
-        <w:rPr>
-          <w:rFonts w:ascii="Times New Roman" w:hAnsi="Times New Roman" w:cs="Times New Roman"/>
-          <w:color w:val="000000" w:themeColor="text1"/>
-          <w:lang w:val="en-US"/>
-        </w:rPr>
-        <w:t>)</w:t>
+        <w:t>GatherWood (сбор древесины)</w:t>
       </w:r>
     </w:p>
     <w:p>
@@ -2090,77 +1484,13 @@
           <w:lang w:val="en-US"/>
         </w:rPr>
       </w:pPr>
-      <w:proofErr w:type="spellStart"/>
       <w:r>
         <w:rPr>
           <w:rFonts w:ascii="Times New Roman" w:hAnsi="Times New Roman" w:cs="Times New Roman"/>
           <w:color w:val="000000" w:themeColor="text1"/>
           <w:lang w:val="en-US"/>
         </w:rPr>
-        <w:t>GatherPlant</w:t>
-      </w:r>
-      <w:proofErr w:type="spellEnd"/>
-      <w:r>
-        <w:rPr>
-          <w:rFonts w:ascii="Times New Roman" w:hAnsi="Times New Roman" w:cs="Times New Roman"/>
-          <w:color w:val="000000" w:themeColor="text1"/>
-          <w:lang w:val="en-US"/>
-        </w:rPr>
-        <w:t xml:space="preserve"> (</w:t>
-      </w:r>
-      <w:proofErr w:type="spellStart"/>
-      <w:r>
-        <w:rPr>
-          <w:rFonts w:ascii="Times New Roman" w:hAnsi="Times New Roman" w:cs="Times New Roman"/>
-          <w:color w:val="000000" w:themeColor="text1"/>
-          <w:lang w:val="en-US"/>
-        </w:rPr>
-        <w:t>сбор</w:t>
-      </w:r>
-      <w:proofErr w:type="spellEnd"/>
-      <w:r>
-        <w:rPr>
-          <w:rFonts w:ascii="Times New Roman" w:hAnsi="Times New Roman" w:cs="Times New Roman"/>
-          <w:color w:val="000000" w:themeColor="text1"/>
-          <w:lang w:val="en-US"/>
-        </w:rPr>
-        <w:t xml:space="preserve"> </w:t>
-      </w:r>
-      <w:proofErr w:type="spellStart"/>
-      <w:r>
-        <w:rPr>
-          <w:rFonts w:ascii="Times New Roman" w:hAnsi="Times New Roman" w:cs="Times New Roman"/>
-          <w:color w:val="000000" w:themeColor="text1"/>
-          <w:lang w:val="en-US"/>
-        </w:rPr>
-        <w:t>листьев</w:t>
-      </w:r>
-      <w:proofErr w:type="spellEnd"/>
-      <w:r>
-        <w:rPr>
-          <w:rFonts w:ascii="Times New Roman" w:hAnsi="Times New Roman" w:cs="Times New Roman"/>
-          <w:color w:val="000000" w:themeColor="text1"/>
-          <w:lang w:val="en-US"/>
-        </w:rPr>
-        <w:t>/</w:t>
-      </w:r>
-      <w:proofErr w:type="spellStart"/>
-      <w:r>
-        <w:rPr>
-          <w:rFonts w:ascii="Times New Roman" w:hAnsi="Times New Roman" w:cs="Times New Roman"/>
-          <w:color w:val="000000" w:themeColor="text1"/>
-          <w:lang w:val="en-US"/>
-        </w:rPr>
-        <w:t>травы</w:t>
-      </w:r>
-      <w:proofErr w:type="spellEnd"/>
-      <w:r>
-        <w:rPr>
-          <w:rFonts w:ascii="Times New Roman" w:hAnsi="Times New Roman" w:cs="Times New Roman"/>
-          <w:color w:val="000000" w:themeColor="text1"/>
-          <w:lang w:val="en-US"/>
-        </w:rPr>
-        <w:t>)</w:t>
+        <w:t>GatherPlant (сбор листьев/травы)</w:t>
       </w:r>
     </w:p>
     <w:p>
@@ -2178,7 +1508,6 @@
           <w:lang w:val="ru-RU"/>
         </w:rPr>
       </w:pPr>
-      <w:proofErr w:type="spellStart"/>
       <w:r>
         <w:rPr>
           <w:rFonts w:ascii="Times New Roman" w:hAnsi="Times New Roman" w:cs="Times New Roman"/>
@@ -2187,7 +1516,6 @@
         </w:rPr>
         <w:t>CollectCoconut</w:t>
       </w:r>
-      <w:proofErr w:type="spellEnd"/>
       <w:r>
         <w:rPr>
           <w:rFonts w:ascii="Times New Roman" w:hAnsi="Times New Roman" w:cs="Times New Roman"/>
@@ -2332,59 +1660,8 @@
           <w:bCs/>
           <w:color w:val="000000" w:themeColor="text1"/>
         </w:rPr>
-        <w:t xml:space="preserve">7. </w:t>
-      </w:r>
-      <w:proofErr w:type="spellStart"/>
-      <w:r>
-        <w:rPr>
-          <w:rFonts w:ascii="Times New Roman" w:hAnsi="Times New Roman" w:cs="Times New Roman"/>
-          <w:b/>
-          <w:bCs/>
-          <w:color w:val="000000" w:themeColor="text1"/>
-        </w:rPr>
-        <w:t>Список</w:t>
-      </w:r>
-      <w:proofErr w:type="spellEnd"/>
-      <w:r>
-        <w:rPr>
-          <w:rFonts w:ascii="Times New Roman" w:hAnsi="Times New Roman" w:cs="Times New Roman"/>
-          <w:b/>
-          <w:bCs/>
-          <w:color w:val="000000" w:themeColor="text1"/>
-        </w:rPr>
-        <w:t xml:space="preserve"> </w:t>
-      </w:r>
-      <w:proofErr w:type="spellStart"/>
-      <w:r>
-        <w:rPr>
-          <w:rFonts w:ascii="Times New Roman" w:hAnsi="Times New Roman" w:cs="Times New Roman"/>
-          <w:b/>
-          <w:bCs/>
-          <w:color w:val="000000" w:themeColor="text1"/>
-        </w:rPr>
-        <w:t>сущностей</w:t>
-      </w:r>
-      <w:proofErr w:type="spellEnd"/>
-      <w:r>
-        <w:rPr>
-          <w:rFonts w:ascii="Times New Roman" w:hAnsi="Times New Roman" w:cs="Times New Roman"/>
-          <w:b/>
-          <w:bCs/>
-          <w:color w:val="000000" w:themeColor="text1"/>
-        </w:rPr>
-        <w:t xml:space="preserve"> и </w:t>
-      </w:r>
-      <w:proofErr w:type="spellStart"/>
-      <w:r>
-        <w:rPr>
-          <w:rFonts w:ascii="Times New Roman" w:hAnsi="Times New Roman" w:cs="Times New Roman"/>
-          <w:b/>
-          <w:bCs/>
-          <w:color w:val="000000" w:themeColor="text1"/>
-        </w:rPr>
-        <w:t>приоритет</w:t>
-      </w:r>
-      <w:proofErr w:type="spellEnd"/>
+        <w:t>7. Список сущностей и приоритет</w:t>
+      </w:r>
     </w:p>
     <w:tbl>
       <w:tblPr>
@@ -2418,7 +1695,6 @@
                 <w:iCs/>
               </w:rPr>
             </w:pPr>
-            <w:proofErr w:type="spellStart"/>
             <w:r>
               <w:rPr>
                 <w:rFonts w:ascii="Times New Roman" w:hAnsi="Times New Roman" w:cs="Times New Roman"/>
@@ -2429,7 +1705,6 @@
               </w:rPr>
               <w:t>Категория</w:t>
             </w:r>
-            <w:proofErr w:type="spellEnd"/>
           </w:p>
         </w:tc>
         <w:tc>
@@ -2448,7 +1723,6 @@
                 <w:iCs/>
               </w:rPr>
             </w:pPr>
-            <w:proofErr w:type="spellStart"/>
             <w:r>
               <w:rPr>
                 <w:rFonts w:ascii="Times New Roman" w:hAnsi="Times New Roman" w:cs="Times New Roman"/>
@@ -2457,10 +1731,18 @@
                 <w:i/>
                 <w:iCs/>
               </w:rPr>
-              <w:t>Объект</w:t>
-            </w:r>
-            <w:proofErr w:type="spellEnd"/>
-            <w:r>
+              <w:t>Объект / Сущность</w:t>
+            </w:r>
+          </w:p>
+        </w:tc>
+        <w:tc>
+          <w:tcPr>
+            <w:cnfStyle w:val="000010000000" w:firstRow="0" w:lastRow="0" w:firstColumn="0" w:lastColumn="0" w:oddVBand="1" w:evenVBand="0" w:oddHBand="0" w:evenHBand="0" w:firstRowFirstColumn="0" w:firstRowLastColumn="0" w:lastRowFirstColumn="0" w:lastRowLastColumn="0"/>
+            <w:tcW w:w="1303" w:type="pct"/>
+          </w:tcPr>
+          <w:p>
+            <w:pPr>
+              <w:pStyle w:val="Compact"/>
               <w:rPr>
                 <w:rFonts w:ascii="Times New Roman" w:hAnsi="Times New Roman" w:cs="Times New Roman"/>
                 <w:b w:val="0"/>
@@ -2468,9 +1750,7 @@
                 <w:i/>
                 <w:iCs/>
               </w:rPr>
-              <w:t xml:space="preserve"> / </w:t>
-            </w:r>
-            <w:proofErr w:type="spellStart"/>
+            </w:pPr>
             <w:r>
               <w:rPr>
                 <w:rFonts w:ascii="Times New Roman" w:hAnsi="Times New Roman" w:cs="Times New Roman"/>
@@ -2479,39 +1759,8 @@
                 <w:i/>
                 <w:iCs/>
               </w:rPr>
-              <w:t>Сущность</w:t>
-            </w:r>
-            <w:proofErr w:type="spellEnd"/>
-          </w:p>
-        </w:tc>
-        <w:tc>
-          <w:tcPr>
-            <w:cnfStyle w:val="000010000000" w:firstRow="0" w:lastRow="0" w:firstColumn="0" w:lastColumn="0" w:oddVBand="1" w:evenVBand="0" w:oddHBand="0" w:evenHBand="0" w:firstRowFirstColumn="0" w:firstRowLastColumn="0" w:lastRowFirstColumn="0" w:lastRowLastColumn="0"/>
-            <w:tcW w:w="1303" w:type="pct"/>
-          </w:tcPr>
-          <w:p>
-            <w:pPr>
-              <w:pStyle w:val="Compact"/>
-              <w:rPr>
-                <w:rFonts w:ascii="Times New Roman" w:hAnsi="Times New Roman" w:cs="Times New Roman"/>
-                <w:b w:val="0"/>
-                <w:bCs w:val="0"/>
-                <w:i/>
-                <w:iCs/>
-              </w:rPr>
-            </w:pPr>
-            <w:proofErr w:type="spellStart"/>
-            <w:r>
-              <w:rPr>
-                <w:rFonts w:ascii="Times New Roman" w:hAnsi="Times New Roman" w:cs="Times New Roman"/>
-                <w:b w:val="0"/>
-                <w:bCs w:val="0"/>
-                <w:i/>
-                <w:iCs/>
-              </w:rPr>
               <w:t>Приоритет</w:t>
             </w:r>
-            <w:proofErr w:type="spellEnd"/>
           </w:p>
         </w:tc>
       </w:tr>
@@ -2551,19 +1800,11 @@
                 <w:rFonts w:ascii="Times New Roman" w:hAnsi="Times New Roman" w:cs="Times New Roman"/>
               </w:rPr>
             </w:pPr>
-            <w:proofErr w:type="spellStart"/>
-            <w:r>
-              <w:rPr>
-                <w:rFonts w:ascii="Times New Roman" w:hAnsi="Times New Roman" w:cs="Times New Roman"/>
-              </w:rPr>
-              <w:t>Игрок</w:t>
-            </w:r>
-            <w:proofErr w:type="spellEnd"/>
-            <w:r>
-              <w:rPr>
-                <w:rFonts w:ascii="Times New Roman" w:hAnsi="Times New Roman" w:cs="Times New Roman"/>
-              </w:rPr>
-              <w:t xml:space="preserve"> (Survivor)</w:t>
+            <w:r>
+              <w:rPr>
+                <w:rFonts w:ascii="Times New Roman" w:hAnsi="Times New Roman" w:cs="Times New Roman"/>
+              </w:rPr>
+              <w:t>Игрок (Survivor)</w:t>
             </w:r>
           </w:p>
         </w:tc>
@@ -2625,35 +1866,7 @@
               <w:rPr>
                 <w:rFonts w:ascii="Times New Roman" w:hAnsi="Times New Roman" w:cs="Times New Roman"/>
               </w:rPr>
-              <w:t>Terrain (</w:t>
-            </w:r>
-            <w:proofErr w:type="spellStart"/>
-            <w:r>
-              <w:rPr>
-                <w:rFonts w:ascii="Times New Roman" w:hAnsi="Times New Roman" w:cs="Times New Roman"/>
-              </w:rPr>
-              <w:t>Остров</w:t>
-            </w:r>
-            <w:proofErr w:type="spellEnd"/>
-            <w:r>
-              <w:rPr>
-                <w:rFonts w:ascii="Times New Roman" w:hAnsi="Times New Roman" w:cs="Times New Roman"/>
-              </w:rPr>
-              <w:t xml:space="preserve">, </w:t>
-            </w:r>
-            <w:proofErr w:type="spellStart"/>
-            <w:r>
-              <w:rPr>
-                <w:rFonts w:ascii="Times New Roman" w:hAnsi="Times New Roman" w:cs="Times New Roman"/>
-              </w:rPr>
-              <w:t>пляж</w:t>
-            </w:r>
-            <w:proofErr w:type="spellEnd"/>
-            <w:r>
-              <w:rPr>
-                <w:rFonts w:ascii="Times New Roman" w:hAnsi="Times New Roman" w:cs="Times New Roman"/>
-              </w:rPr>
-              <w:t>)</w:t>
+              <w:t>Terrain (Остров, пляж)</w:t>
             </w:r>
           </w:p>
         </w:tc>
@@ -2718,21 +1931,7 @@
               <w:rPr>
                 <w:rFonts w:ascii="Times New Roman" w:hAnsi="Times New Roman" w:cs="Times New Roman"/>
               </w:rPr>
-              <w:t>Palm Tree (</w:t>
-            </w:r>
-            <w:proofErr w:type="spellStart"/>
-            <w:r>
-              <w:rPr>
-                <w:rFonts w:ascii="Times New Roman" w:hAnsi="Times New Roman" w:cs="Times New Roman"/>
-              </w:rPr>
-              <w:t>Пальма</w:t>
-            </w:r>
-            <w:proofErr w:type="spellEnd"/>
-            <w:r>
-              <w:rPr>
-                <w:rFonts w:ascii="Times New Roman" w:hAnsi="Times New Roman" w:cs="Times New Roman"/>
-              </w:rPr>
-              <w:t>)</w:t>
+              <w:t>Palm Tree (Пальма)</w:t>
             </w:r>
           </w:p>
         </w:tc>
@@ -2794,21 +1993,7 @@
               <w:rPr>
                 <w:rFonts w:ascii="Times New Roman" w:hAnsi="Times New Roman" w:cs="Times New Roman"/>
               </w:rPr>
-              <w:t>Tree (</w:t>
-            </w:r>
-            <w:proofErr w:type="spellStart"/>
-            <w:r>
-              <w:rPr>
-                <w:rFonts w:ascii="Times New Roman" w:hAnsi="Times New Roman" w:cs="Times New Roman"/>
-              </w:rPr>
-              <w:t>Дерево</w:t>
-            </w:r>
-            <w:proofErr w:type="spellEnd"/>
-            <w:r>
-              <w:rPr>
-                <w:rFonts w:ascii="Times New Roman" w:hAnsi="Times New Roman" w:cs="Times New Roman"/>
-              </w:rPr>
-              <w:t>)</w:t>
+              <w:t>Tree (Дерево)</w:t>
             </w:r>
           </w:p>
         </w:tc>
@@ -2873,35 +2058,7 @@
               <w:rPr>
                 <w:rFonts w:ascii="Times New Roman" w:hAnsi="Times New Roman" w:cs="Times New Roman"/>
               </w:rPr>
-              <w:t>Bush (</w:t>
-            </w:r>
-            <w:proofErr w:type="spellStart"/>
-            <w:r>
-              <w:rPr>
-                <w:rFonts w:ascii="Times New Roman" w:hAnsi="Times New Roman" w:cs="Times New Roman"/>
-              </w:rPr>
-              <w:t>Кусты</w:t>
-            </w:r>
-            <w:proofErr w:type="spellEnd"/>
-            <w:r>
-              <w:rPr>
-                <w:rFonts w:ascii="Times New Roman" w:hAnsi="Times New Roman" w:cs="Times New Roman"/>
-              </w:rPr>
-              <w:t xml:space="preserve">, </w:t>
-            </w:r>
-            <w:proofErr w:type="spellStart"/>
-            <w:r>
-              <w:rPr>
-                <w:rFonts w:ascii="Times New Roman" w:hAnsi="Times New Roman" w:cs="Times New Roman"/>
-              </w:rPr>
-              <w:t>трава</w:t>
-            </w:r>
-            <w:proofErr w:type="spellEnd"/>
-            <w:r>
-              <w:rPr>
-                <w:rFonts w:ascii="Times New Roman" w:hAnsi="Times New Roman" w:cs="Times New Roman"/>
-              </w:rPr>
-              <w:t>)</w:t>
+              <w:t>Bush (Кусты, трава)</w:t>
             </w:r>
           </w:p>
         </w:tc>
@@ -2963,21 +2120,7 @@
               <w:rPr>
                 <w:rFonts w:ascii="Times New Roman" w:hAnsi="Times New Roman" w:cs="Times New Roman"/>
               </w:rPr>
-              <w:t>Rock (</w:t>
-            </w:r>
-            <w:proofErr w:type="spellStart"/>
-            <w:r>
-              <w:rPr>
-                <w:rFonts w:ascii="Times New Roman" w:hAnsi="Times New Roman" w:cs="Times New Roman"/>
-              </w:rPr>
-              <w:t>Камень</w:t>
-            </w:r>
-            <w:proofErr w:type="spellEnd"/>
-            <w:r>
-              <w:rPr>
-                <w:rFonts w:ascii="Times New Roman" w:hAnsi="Times New Roman" w:cs="Times New Roman"/>
-              </w:rPr>
-              <w:t>)</w:t>
+              <w:t>Rock (Камень)</w:t>
             </w:r>
           </w:p>
         </w:tc>
@@ -3043,21 +2186,7 @@
               <w:rPr>
                 <w:rFonts w:ascii="Times New Roman" w:hAnsi="Times New Roman" w:cs="Times New Roman"/>
               </w:rPr>
-              <w:t>Wood Log (</w:t>
-            </w:r>
-            <w:proofErr w:type="spellStart"/>
-            <w:r>
-              <w:rPr>
-                <w:rFonts w:ascii="Times New Roman" w:hAnsi="Times New Roman" w:cs="Times New Roman"/>
-              </w:rPr>
-              <w:t>Бревно</w:t>
-            </w:r>
-            <w:proofErr w:type="spellEnd"/>
-            <w:r>
-              <w:rPr>
-                <w:rFonts w:ascii="Times New Roman" w:hAnsi="Times New Roman" w:cs="Times New Roman"/>
-              </w:rPr>
-              <w:t>)</w:t>
+              <w:t>Wood Log (Бревно)</w:t>
             </w:r>
           </w:p>
         </w:tc>
@@ -3119,21 +2248,7 @@
               <w:rPr>
                 <w:rFonts w:ascii="Times New Roman" w:hAnsi="Times New Roman" w:cs="Times New Roman"/>
               </w:rPr>
-              <w:t>Stick (</w:t>
-            </w:r>
-            <w:proofErr w:type="spellStart"/>
-            <w:r>
-              <w:rPr>
-                <w:rFonts w:ascii="Times New Roman" w:hAnsi="Times New Roman" w:cs="Times New Roman"/>
-              </w:rPr>
-              <w:t>Палка</w:t>
-            </w:r>
-            <w:proofErr w:type="spellEnd"/>
-            <w:r>
-              <w:rPr>
-                <w:rFonts w:ascii="Times New Roman" w:hAnsi="Times New Roman" w:cs="Times New Roman"/>
-              </w:rPr>
-              <w:t>)</w:t>
+              <w:t>Stick (Палка)</w:t>
             </w:r>
           </w:p>
         </w:tc>
@@ -3198,21 +2313,7 @@
               <w:rPr>
                 <w:rFonts w:ascii="Times New Roman" w:hAnsi="Times New Roman" w:cs="Times New Roman"/>
               </w:rPr>
-              <w:t>Coconut (</w:t>
-            </w:r>
-            <w:proofErr w:type="spellStart"/>
-            <w:r>
-              <w:rPr>
-                <w:rFonts w:ascii="Times New Roman" w:hAnsi="Times New Roman" w:cs="Times New Roman"/>
-              </w:rPr>
-              <w:t>Кокос</w:t>
-            </w:r>
-            <w:proofErr w:type="spellEnd"/>
-            <w:r>
-              <w:rPr>
-                <w:rFonts w:ascii="Times New Roman" w:hAnsi="Times New Roman" w:cs="Times New Roman"/>
-              </w:rPr>
-              <w:t>)</w:t>
+              <w:t>Coconut (Кокос)</w:t>
             </w:r>
           </w:p>
         </w:tc>
@@ -3274,35 +2375,7 @@
               <w:rPr>
                 <w:rFonts w:ascii="Times New Roman" w:hAnsi="Times New Roman" w:cs="Times New Roman"/>
               </w:rPr>
-              <w:t>Berry (</w:t>
-            </w:r>
-            <w:proofErr w:type="spellStart"/>
-            <w:r>
-              <w:rPr>
-                <w:rFonts w:ascii="Times New Roman" w:hAnsi="Times New Roman" w:cs="Times New Roman"/>
-              </w:rPr>
-              <w:t>Плоды</w:t>
-            </w:r>
-            <w:proofErr w:type="spellEnd"/>
-            <w:r>
-              <w:rPr>
-                <w:rFonts w:ascii="Times New Roman" w:hAnsi="Times New Roman" w:cs="Times New Roman"/>
-              </w:rPr>
-              <w:t>/</w:t>
-            </w:r>
-            <w:proofErr w:type="spellStart"/>
-            <w:r>
-              <w:rPr>
-                <w:rFonts w:ascii="Times New Roman" w:hAnsi="Times New Roman" w:cs="Times New Roman"/>
-              </w:rPr>
-              <w:t>грибы</w:t>
-            </w:r>
-            <w:proofErr w:type="spellEnd"/>
-            <w:r>
-              <w:rPr>
-                <w:rFonts w:ascii="Times New Roman" w:hAnsi="Times New Roman" w:cs="Times New Roman"/>
-              </w:rPr>
-              <w:t>)</w:t>
+              <w:t>Berry (Плоды/грибы)</w:t>
             </w:r>
           </w:p>
         </w:tc>
@@ -3367,35 +2440,7 @@
               <w:rPr>
                 <w:rFonts w:ascii="Times New Roman" w:hAnsi="Times New Roman" w:cs="Times New Roman"/>
               </w:rPr>
-              <w:t>HUD (</w:t>
-            </w:r>
-            <w:proofErr w:type="spellStart"/>
-            <w:r>
-              <w:rPr>
-                <w:rFonts w:ascii="Times New Roman" w:hAnsi="Times New Roman" w:cs="Times New Roman"/>
-              </w:rPr>
-              <w:t>счётчики</w:t>
-            </w:r>
-            <w:proofErr w:type="spellEnd"/>
-            <w:r>
-              <w:rPr>
-                <w:rFonts w:ascii="Times New Roman" w:hAnsi="Times New Roman" w:cs="Times New Roman"/>
-              </w:rPr>
-              <w:t xml:space="preserve"> </w:t>
-            </w:r>
-            <w:proofErr w:type="spellStart"/>
-            <w:r>
-              <w:rPr>
-                <w:rFonts w:ascii="Times New Roman" w:hAnsi="Times New Roman" w:cs="Times New Roman"/>
-              </w:rPr>
-              <w:t>ресурсов</w:t>
-            </w:r>
-            <w:proofErr w:type="spellEnd"/>
-            <w:r>
-              <w:rPr>
-                <w:rFonts w:ascii="Times New Roman" w:hAnsi="Times New Roman" w:cs="Times New Roman"/>
-              </w:rPr>
-              <w:t>)</w:t>
+              <w:t>HUD (счётчики ресурсов)</w:t>
             </w:r>
           </w:p>
         </w:tc>
@@ -3453,28 +2498,12 @@
                 <w:rFonts w:ascii="Times New Roman" w:hAnsi="Times New Roman" w:cs="Times New Roman"/>
               </w:rPr>
             </w:pPr>
-            <w:proofErr w:type="spellStart"/>
-            <w:r>
-              <w:rPr>
-                <w:rFonts w:ascii="Times New Roman" w:hAnsi="Times New Roman" w:cs="Times New Roman"/>
-              </w:rPr>
-              <w:t>Меню</w:t>
-            </w:r>
-            <w:proofErr w:type="spellEnd"/>
-            <w:r>
-              <w:rPr>
-                <w:rFonts w:ascii="Times New Roman" w:hAnsi="Times New Roman" w:cs="Times New Roman"/>
-              </w:rPr>
-              <w:t xml:space="preserve">, </w:t>
-            </w:r>
-            <w:proofErr w:type="spellStart"/>
-            <w:r>
-              <w:rPr>
-                <w:rFonts w:ascii="Times New Roman" w:hAnsi="Times New Roman" w:cs="Times New Roman"/>
-              </w:rPr>
-              <w:t>кнопки</w:t>
-            </w:r>
-            <w:proofErr w:type="spellEnd"/>
+            <w:r>
+              <w:rPr>
+                <w:rFonts w:ascii="Times New Roman" w:hAnsi="Times New Roman" w:cs="Times New Roman"/>
+              </w:rPr>
+              <w:t>Меню, кнопки</w:t>
+            </w:r>
           </w:p>
         </w:tc>
         <w:tc>
@@ -3534,42 +2563,12 @@
                 <w:rFonts w:ascii="Times New Roman" w:hAnsi="Times New Roman" w:cs="Times New Roman"/>
               </w:rPr>
             </w:pPr>
-            <w:proofErr w:type="spellStart"/>
-            <w:r>
-              <w:rPr>
-                <w:rFonts w:ascii="Times New Roman" w:hAnsi="Times New Roman" w:cs="Times New Roman"/>
-              </w:rPr>
-              <w:t>Эффект</w:t>
-            </w:r>
-            <w:proofErr w:type="spellEnd"/>
-            <w:r>
-              <w:rPr>
-                <w:rFonts w:ascii="Times New Roman" w:hAnsi="Times New Roman" w:cs="Times New Roman"/>
-              </w:rPr>
-              <w:t xml:space="preserve"> </w:t>
-            </w:r>
-            <w:proofErr w:type="spellStart"/>
-            <w:r>
-              <w:rPr>
-                <w:rFonts w:ascii="Times New Roman" w:hAnsi="Times New Roman" w:cs="Times New Roman"/>
-              </w:rPr>
-              <w:t>сбора</w:t>
-            </w:r>
-            <w:proofErr w:type="spellEnd"/>
-            <w:r>
-              <w:rPr>
-                <w:rFonts w:ascii="Times New Roman" w:hAnsi="Times New Roman" w:cs="Times New Roman"/>
-              </w:rPr>
-              <w:t xml:space="preserve"> </w:t>
-            </w:r>
-            <w:proofErr w:type="spellStart"/>
-            <w:r>
-              <w:rPr>
-                <w:rFonts w:ascii="Times New Roman" w:hAnsi="Times New Roman" w:cs="Times New Roman"/>
-              </w:rPr>
-              <w:t>ресурса</w:t>
-            </w:r>
-            <w:proofErr w:type="spellEnd"/>
+            <w:r>
+              <w:rPr>
+                <w:rFonts w:ascii="Times New Roman" w:hAnsi="Times New Roman" w:cs="Times New Roman"/>
+              </w:rPr>
+              <w:t>Эффект сбора ресурса</w:t>
+            </w:r>
           </w:p>
         </w:tc>
         <w:tc>
@@ -3626,42 +2625,12 @@
                 <w:rFonts w:ascii="Times New Roman" w:hAnsi="Times New Roman" w:cs="Times New Roman"/>
               </w:rPr>
             </w:pPr>
-            <w:proofErr w:type="spellStart"/>
-            <w:r>
-              <w:rPr>
-                <w:rFonts w:ascii="Times New Roman" w:hAnsi="Times New Roman" w:cs="Times New Roman"/>
-              </w:rPr>
-              <w:t>Звуки</w:t>
-            </w:r>
-            <w:proofErr w:type="spellEnd"/>
-            <w:r>
-              <w:rPr>
-                <w:rFonts w:ascii="Times New Roman" w:hAnsi="Times New Roman" w:cs="Times New Roman"/>
-              </w:rPr>
-              <w:t xml:space="preserve"> </w:t>
-            </w:r>
-            <w:proofErr w:type="spellStart"/>
-            <w:r>
-              <w:rPr>
-                <w:rFonts w:ascii="Times New Roman" w:hAnsi="Times New Roman" w:cs="Times New Roman"/>
-              </w:rPr>
-              <w:t>шагов</w:t>
-            </w:r>
-            <w:proofErr w:type="spellEnd"/>
-            <w:r>
-              <w:rPr>
-                <w:rFonts w:ascii="Times New Roman" w:hAnsi="Times New Roman" w:cs="Times New Roman"/>
-              </w:rPr>
-              <w:t xml:space="preserve">, </w:t>
-            </w:r>
-            <w:proofErr w:type="spellStart"/>
-            <w:r>
-              <w:rPr>
-                <w:rFonts w:ascii="Times New Roman" w:hAnsi="Times New Roman" w:cs="Times New Roman"/>
-              </w:rPr>
-              <w:t>сборка</w:t>
-            </w:r>
-            <w:proofErr w:type="spellEnd"/>
+            <w:r>
+              <w:rPr>
+                <w:rFonts w:ascii="Times New Roman" w:hAnsi="Times New Roman" w:cs="Times New Roman"/>
+              </w:rPr>
+              <w:t>Звуки шагов, сборка</w:t>
+            </w:r>
           </w:p>
         </w:tc>
         <w:tc>
@@ -3711,25 +2680,7 @@
           <w:color w:val="000000" w:themeColor="text1"/>
           <w:lang w:val="ru-RU"/>
         </w:rPr>
-        <w:t xml:space="preserve">Большая часть окружения будет собрана из </w:t>
-      </w:r>
-      <w:proofErr w:type="spellStart"/>
-      <w:r>
-        <w:rPr>
-          <w:rFonts w:ascii="Times New Roman" w:hAnsi="Times New Roman" w:cs="Times New Roman"/>
-          <w:color w:val="000000" w:themeColor="text1"/>
-          <w:lang w:val="ru-RU"/>
-        </w:rPr>
-        <w:t>ассетов</w:t>
-      </w:r>
-      <w:proofErr w:type="spellEnd"/>
-      <w:r>
-        <w:rPr>
-          <w:rFonts w:ascii="Times New Roman" w:hAnsi="Times New Roman" w:cs="Times New Roman"/>
-          <w:color w:val="000000" w:themeColor="text1"/>
-          <w:lang w:val="ru-RU"/>
-        </w:rPr>
-        <w:t xml:space="preserve"> </w:t>
+        <w:t xml:space="preserve">Большая часть окружения будет собрана из ассетов </w:t>
       </w:r>
       <w:r>
         <w:rPr>
@@ -3898,15 +2849,7 @@
           <w:color w:val="000000" w:themeColor="text1"/>
           <w:lang w:val="ru-RU"/>
         </w:rPr>
-        <w:t xml:space="preserve"> </w:t>
-      </w:r>
-      <w:r>
-        <w:rPr>
-          <w:rFonts w:ascii="Times New Roman" w:hAnsi="Times New Roman" w:cs="Times New Roman"/>
-          <w:color w:val="000000" w:themeColor="text1"/>
-          <w:lang w:val="ru-RU"/>
-        </w:rPr>
-        <w:t xml:space="preserve">в сумме. Для каждого объекта </w:t>
+        <w:t xml:space="preserve"> в сумме. Для каждого объекта </w:t>
       </w:r>
       <w:r>
         <w:rPr>
@@ -4630,7 +3573,6 @@
                 <w:iCs/>
               </w:rPr>
             </w:pPr>
-            <w:proofErr w:type="spellStart"/>
             <w:r>
               <w:rPr>
                 <w:rFonts w:ascii="Times New Roman" w:hAnsi="Times New Roman" w:cs="Times New Roman"/>
@@ -4641,7 +3583,6 @@
               </w:rPr>
               <w:t>Объект</w:t>
             </w:r>
-            <w:proofErr w:type="spellEnd"/>
           </w:p>
         </w:tc>
         <w:tc>
@@ -4668,10 +3609,18 @@
                 <w:i/>
                 <w:iCs/>
               </w:rPr>
-              <w:t>LOD-</w:t>
-            </w:r>
-            <w:proofErr w:type="spellStart"/>
-            <w:r>
+              <w:t>LOD-уровни</w:t>
+            </w:r>
+          </w:p>
+        </w:tc>
+        <w:tc>
+          <w:tcPr>
+            <w:cnfStyle w:val="000010000000" w:firstRow="0" w:lastRow="0" w:firstColumn="0" w:lastColumn="0" w:oddVBand="1" w:evenVBand="0" w:oddHBand="0" w:evenHBand="0" w:firstRowFirstColumn="0" w:firstRowLastColumn="0" w:lastRowFirstColumn="0" w:lastRowLastColumn="0"/>
+            <w:tcW w:w="1686" w:type="pct"/>
+          </w:tcPr>
+          <w:p>
+            <w:pPr>
+              <w:pStyle w:val="Compact"/>
               <w:rPr>
                 <w:rFonts w:ascii="Times New Roman" w:hAnsi="Times New Roman" w:cs="Times New Roman"/>
                 <w:b w:val="0"/>
@@ -4679,19 +3628,8 @@
                 <w:i/>
                 <w:iCs/>
               </w:rPr>
-              <w:t>уровни</w:t>
-            </w:r>
-            <w:proofErr w:type="spellEnd"/>
-          </w:p>
-        </w:tc>
-        <w:tc>
-          <w:tcPr>
-            <w:cnfStyle w:val="000010000000" w:firstRow="0" w:lastRow="0" w:firstColumn="0" w:lastColumn="0" w:oddVBand="1" w:evenVBand="0" w:oddHBand="0" w:evenHBand="0" w:firstRowFirstColumn="0" w:firstRowLastColumn="0" w:lastRowFirstColumn="0" w:lastRowLastColumn="0"/>
-            <w:tcW w:w="1686" w:type="pct"/>
-          </w:tcPr>
-          <w:p>
-            <w:pPr>
-              <w:pStyle w:val="Compact"/>
+            </w:pPr>
+            <w:r>
               <w:rPr>
                 <w:rFonts w:ascii="Times New Roman" w:hAnsi="Times New Roman" w:cs="Times New Roman"/>
                 <w:b w:val="0"/>
@@ -4699,19 +3637,8 @@
                 <w:i/>
                 <w:iCs/>
               </w:rPr>
-            </w:pPr>
-            <w:proofErr w:type="spellStart"/>
-            <w:r>
-              <w:rPr>
-                <w:rFonts w:ascii="Times New Roman" w:hAnsi="Times New Roman" w:cs="Times New Roman"/>
-                <w:b w:val="0"/>
-                <w:bCs w:val="0"/>
-                <w:i/>
-                <w:iCs/>
-              </w:rPr>
               <w:t>Коллайдер</w:t>
             </w:r>
-            <w:proofErr w:type="spellEnd"/>
           </w:p>
         </w:tc>
       </w:tr>
@@ -4731,19 +3658,11 @@
                 <w:rFonts w:ascii="Times New Roman" w:hAnsi="Times New Roman" w:cs="Times New Roman"/>
               </w:rPr>
             </w:pPr>
-            <w:proofErr w:type="spellStart"/>
-            <w:r>
-              <w:rPr>
-                <w:rFonts w:ascii="Times New Roman" w:hAnsi="Times New Roman" w:cs="Times New Roman"/>
-              </w:rPr>
-              <w:t>Игрок</w:t>
-            </w:r>
-            <w:proofErr w:type="spellEnd"/>
-            <w:r>
-              <w:rPr>
-                <w:rFonts w:ascii="Times New Roman" w:hAnsi="Times New Roman" w:cs="Times New Roman"/>
-              </w:rPr>
-              <w:t xml:space="preserve"> (Character)</w:t>
+            <w:r>
+              <w:rPr>
+                <w:rFonts w:ascii="Times New Roman" w:hAnsi="Times New Roman" w:cs="Times New Roman"/>
+              </w:rPr>
+              <w:t>Игрок (Character)</w:t>
             </w:r>
           </w:p>
         </w:tc>
@@ -4805,21 +3724,7 @@
               <w:rPr>
                 <w:rFonts w:ascii="Times New Roman" w:hAnsi="Times New Roman" w:cs="Times New Roman"/>
               </w:rPr>
-              <w:t>Terrain (</w:t>
-            </w:r>
-            <w:proofErr w:type="spellStart"/>
-            <w:r>
-              <w:rPr>
-                <w:rFonts w:ascii="Times New Roman" w:hAnsi="Times New Roman" w:cs="Times New Roman"/>
-              </w:rPr>
-              <w:t>Террейн</w:t>
-            </w:r>
-            <w:proofErr w:type="spellEnd"/>
-            <w:r>
-              <w:rPr>
-                <w:rFonts w:ascii="Times New Roman" w:hAnsi="Times New Roman" w:cs="Times New Roman"/>
-              </w:rPr>
-              <w:t>)</w:t>
+              <w:t>Terrain (Террейн)</w:t>
             </w:r>
           </w:p>
         </w:tc>
@@ -4880,19 +3785,11 @@
                 <w:rFonts w:ascii="Times New Roman" w:hAnsi="Times New Roman" w:cs="Times New Roman"/>
               </w:rPr>
             </w:pPr>
-            <w:proofErr w:type="spellStart"/>
-            <w:r>
-              <w:rPr>
-                <w:rFonts w:ascii="Times New Roman" w:hAnsi="Times New Roman" w:cs="Times New Roman"/>
-              </w:rPr>
-              <w:t>Пальма</w:t>
-            </w:r>
-            <w:proofErr w:type="spellEnd"/>
-            <w:r>
-              <w:rPr>
-                <w:rFonts w:ascii="Times New Roman" w:hAnsi="Times New Roman" w:cs="Times New Roman"/>
-              </w:rPr>
-              <w:t xml:space="preserve"> (Palm Tree)</w:t>
+            <w:r>
+              <w:rPr>
+                <w:rFonts w:ascii="Times New Roman" w:hAnsi="Times New Roman" w:cs="Times New Roman"/>
+              </w:rPr>
+              <w:t>Пальма (Palm Tree)</w:t>
             </w:r>
           </w:p>
         </w:tc>
@@ -4950,19 +3847,11 @@
                 <w:rFonts w:ascii="Times New Roman" w:hAnsi="Times New Roman" w:cs="Times New Roman"/>
               </w:rPr>
             </w:pPr>
-            <w:proofErr w:type="spellStart"/>
-            <w:r>
-              <w:rPr>
-                <w:rFonts w:ascii="Times New Roman" w:hAnsi="Times New Roman" w:cs="Times New Roman"/>
-              </w:rPr>
-              <w:t>Дерево</w:t>
-            </w:r>
-            <w:proofErr w:type="spellEnd"/>
-            <w:r>
-              <w:rPr>
-                <w:rFonts w:ascii="Times New Roman" w:hAnsi="Times New Roman" w:cs="Times New Roman"/>
-              </w:rPr>
-              <w:t xml:space="preserve"> (Tree)</w:t>
+            <w:r>
+              <w:rPr>
+                <w:rFonts w:ascii="Times New Roman" w:hAnsi="Times New Roman" w:cs="Times New Roman"/>
+              </w:rPr>
+              <w:t>Дерево (Tree)</w:t>
             </w:r>
           </w:p>
         </w:tc>
@@ -5023,19 +3912,11 @@
                 <w:rFonts w:ascii="Times New Roman" w:hAnsi="Times New Roman" w:cs="Times New Roman"/>
               </w:rPr>
             </w:pPr>
-            <w:proofErr w:type="spellStart"/>
-            <w:r>
-              <w:rPr>
-                <w:rFonts w:ascii="Times New Roman" w:hAnsi="Times New Roman" w:cs="Times New Roman"/>
-              </w:rPr>
-              <w:t>Куст</w:t>
-            </w:r>
-            <w:proofErr w:type="spellEnd"/>
-            <w:r>
-              <w:rPr>
-                <w:rFonts w:ascii="Times New Roman" w:hAnsi="Times New Roman" w:cs="Times New Roman"/>
-              </w:rPr>
-              <w:t xml:space="preserve"> (Bush)</w:t>
+            <w:r>
+              <w:rPr>
+                <w:rFonts w:ascii="Times New Roman" w:hAnsi="Times New Roman" w:cs="Times New Roman"/>
+              </w:rPr>
+              <w:t>Куст (Bush)</w:t>
             </w:r>
           </w:p>
         </w:tc>
@@ -5093,19 +3974,11 @@
                 <w:rFonts w:ascii="Times New Roman" w:hAnsi="Times New Roman" w:cs="Times New Roman"/>
               </w:rPr>
             </w:pPr>
-            <w:proofErr w:type="spellStart"/>
-            <w:r>
-              <w:rPr>
-                <w:rFonts w:ascii="Times New Roman" w:hAnsi="Times New Roman" w:cs="Times New Roman"/>
-              </w:rPr>
-              <w:t>Бревно</w:t>
-            </w:r>
-            <w:proofErr w:type="spellEnd"/>
-            <w:r>
-              <w:rPr>
-                <w:rFonts w:ascii="Times New Roman" w:hAnsi="Times New Roman" w:cs="Times New Roman"/>
-              </w:rPr>
-              <w:t xml:space="preserve"> (Wood Log)</w:t>
+            <w:r>
+              <w:rPr>
+                <w:rFonts w:ascii="Times New Roman" w:hAnsi="Times New Roman" w:cs="Times New Roman"/>
+              </w:rPr>
+              <w:t>Бревно (Wood Log)</w:t>
             </w:r>
           </w:p>
         </w:tc>
@@ -5166,19 +4039,11 @@
                 <w:rFonts w:ascii="Times New Roman" w:hAnsi="Times New Roman" w:cs="Times New Roman"/>
               </w:rPr>
             </w:pPr>
-            <w:proofErr w:type="spellStart"/>
-            <w:r>
-              <w:rPr>
-                <w:rFonts w:ascii="Times New Roman" w:hAnsi="Times New Roman" w:cs="Times New Roman"/>
-              </w:rPr>
-              <w:t>Палка</w:t>
-            </w:r>
-            <w:proofErr w:type="spellEnd"/>
-            <w:r>
-              <w:rPr>
-                <w:rFonts w:ascii="Times New Roman" w:hAnsi="Times New Roman" w:cs="Times New Roman"/>
-              </w:rPr>
-              <w:t xml:space="preserve"> (Stick)</w:t>
+            <w:r>
+              <w:rPr>
+                <w:rFonts w:ascii="Times New Roman" w:hAnsi="Times New Roman" w:cs="Times New Roman"/>
+              </w:rPr>
+              <w:t>Палка (Stick)</w:t>
             </w:r>
           </w:p>
         </w:tc>
@@ -5236,19 +4101,11 @@
                 <w:rFonts w:ascii="Times New Roman" w:hAnsi="Times New Roman" w:cs="Times New Roman"/>
               </w:rPr>
             </w:pPr>
-            <w:proofErr w:type="spellStart"/>
-            <w:r>
-              <w:rPr>
-                <w:rFonts w:ascii="Times New Roman" w:hAnsi="Times New Roman" w:cs="Times New Roman"/>
-              </w:rPr>
-              <w:t>Камень</w:t>
-            </w:r>
-            <w:proofErr w:type="spellEnd"/>
-            <w:r>
-              <w:rPr>
-                <w:rFonts w:ascii="Times New Roman" w:hAnsi="Times New Roman" w:cs="Times New Roman"/>
-              </w:rPr>
-              <w:t xml:space="preserve"> (Rock)</w:t>
+            <w:r>
+              <w:rPr>
+                <w:rFonts w:ascii="Times New Roman" w:hAnsi="Times New Roman" w:cs="Times New Roman"/>
+              </w:rPr>
+              <w:t>Камень (Rock)</w:t>
             </w:r>
           </w:p>
         </w:tc>
@@ -5309,19 +4166,11 @@
                 <w:rFonts w:ascii="Times New Roman" w:hAnsi="Times New Roman" w:cs="Times New Roman"/>
               </w:rPr>
             </w:pPr>
-            <w:proofErr w:type="spellStart"/>
-            <w:r>
-              <w:rPr>
-                <w:rFonts w:ascii="Times New Roman" w:hAnsi="Times New Roman" w:cs="Times New Roman"/>
-              </w:rPr>
-              <w:t>Кокос</w:t>
-            </w:r>
-            <w:proofErr w:type="spellEnd"/>
-            <w:r>
-              <w:rPr>
-                <w:rFonts w:ascii="Times New Roman" w:hAnsi="Times New Roman" w:cs="Times New Roman"/>
-              </w:rPr>
-              <w:t xml:space="preserve"> (Coconut)</w:t>
+            <w:r>
+              <w:rPr>
+                <w:rFonts w:ascii="Times New Roman" w:hAnsi="Times New Roman" w:cs="Times New Roman"/>
+              </w:rPr>
+              <w:t>Кокос (Coconut)</w:t>
             </w:r>
           </w:p>
         </w:tc>
@@ -5399,15 +4248,7 @@
           <w:color w:val="000000" w:themeColor="text1"/>
           <w:lang w:val="ru-RU"/>
         </w:rPr>
-        <w:t xml:space="preserve"> поддерживается до восьми уровней детализации для одного объекта</w:t>
-      </w:r>
-      <w:r>
-        <w:rPr>
-          <w:rFonts w:ascii="Times New Roman" w:hAnsi="Times New Roman" w:cs="Times New Roman"/>
-          <w:color w:val="000000" w:themeColor="text1"/>
-          <w:lang w:val="ru-RU"/>
-        </w:rPr>
-        <w:t xml:space="preserve"> </w:t>
+        <w:t xml:space="preserve"> поддерживается до восьми уровней детализации для одного объекта </w:t>
       </w:r>
       <w:hyperlink r:id="rId5" w:anchor=":~:text=The%20LOD%20Group%20component%20accepts,the%20most%20detailed%20LOD%20level">
         <w:r>
@@ -5417,25 +4258,7 @@
             <w:color w:val="000000" w:themeColor="text1"/>
             <w:lang w:val="ru-RU"/>
           </w:rPr>
-          <w:t>[</w:t>
-        </w:r>
-        <w:r>
-          <w:rPr>
-            <w:rStyle w:val="Hyperlink"/>
-            <w:rFonts w:ascii="Times New Roman" w:hAnsi="Times New Roman" w:cs="Times New Roman"/>
-            <w:color w:val="000000" w:themeColor="text1"/>
-            <w:lang w:val="ru-RU"/>
-          </w:rPr>
-          <w:t>4</w:t>
-        </w:r>
-        <w:r>
-          <w:rPr>
-            <w:rStyle w:val="Hyperlink"/>
-            <w:rFonts w:ascii="Times New Roman" w:hAnsi="Times New Roman" w:cs="Times New Roman"/>
-            <w:color w:val="000000" w:themeColor="text1"/>
-            <w:lang w:val="ru-RU"/>
-          </w:rPr>
-          <w:t>]</w:t>
+          <w:t>[4]</w:t>
         </w:r>
       </w:hyperlink>
       <w:r>
@@ -5630,7 +4453,6 @@
         </w:rPr>
         <w:t xml:space="preserve"> </w:t>
       </w:r>
-      <w:proofErr w:type="spellStart"/>
       <w:r>
         <w:rPr>
           <w:rFonts w:ascii="Times New Roman" w:hAnsi="Times New Roman" w:cs="Times New Roman"/>
@@ -5640,32 +4462,13 @@
         </w:rPr>
         <w:t>Addressables</w:t>
       </w:r>
-      <w:proofErr w:type="spellEnd"/>
-      <w:r>
-        <w:rPr>
-          <w:rFonts w:ascii="Times New Roman" w:hAnsi="Times New Roman" w:cs="Times New Roman"/>
-          <w:color w:val="000000" w:themeColor="text1"/>
-          <w:lang w:val="ru-RU"/>
-        </w:rPr>
-        <w:t xml:space="preserve"> для загрузки </w:t>
-      </w:r>
-      <w:proofErr w:type="spellStart"/>
-      <w:r>
-        <w:rPr>
-          <w:rFonts w:ascii="Times New Roman" w:hAnsi="Times New Roman" w:cs="Times New Roman"/>
-          <w:color w:val="000000" w:themeColor="text1"/>
-          <w:lang w:val="ru-RU"/>
-        </w:rPr>
-        <w:t>ассетов</w:t>
-      </w:r>
-      <w:proofErr w:type="spellEnd"/>
-      <w:r>
-        <w:rPr>
-          <w:rFonts w:ascii="Times New Roman" w:hAnsi="Times New Roman" w:cs="Times New Roman"/>
-          <w:color w:val="000000" w:themeColor="text1"/>
-          <w:lang w:val="ru-RU"/>
-        </w:rPr>
-        <w:t xml:space="preserve">. </w:t>
+      <w:r>
+        <w:rPr>
+          <w:rFonts w:ascii="Times New Roman" w:hAnsi="Times New Roman" w:cs="Times New Roman"/>
+          <w:color w:val="000000" w:themeColor="text1"/>
+          <w:lang w:val="ru-RU"/>
+        </w:rPr>
+        <w:t xml:space="preserve"> для загрузки ассетов. </w:t>
       </w:r>
       <w:r>
         <w:rPr>
@@ -5680,18 +4483,8 @@
           <w:color w:val="000000" w:themeColor="text1"/>
           <w:lang w:val="ru-RU"/>
         </w:rPr>
-        <w:t xml:space="preserve"> предоставляет несколько способов управления </w:t>
-      </w:r>
-      <w:proofErr w:type="spellStart"/>
-      <w:r>
-        <w:rPr>
-          <w:rFonts w:ascii="Times New Roman" w:hAnsi="Times New Roman" w:cs="Times New Roman"/>
-          <w:color w:val="000000" w:themeColor="text1"/>
-          <w:lang w:val="ru-RU"/>
-        </w:rPr>
-        <w:t>ассетами</w:t>
-      </w:r>
-      <w:proofErr w:type="spellEnd"/>
+        <w:t xml:space="preserve"> предоставляет несколько способов управления ассетами</w:t>
+      </w:r>
       <w:r>
         <w:rPr>
           <w:rFonts w:ascii="Times New Roman" w:hAnsi="Times New Roman" w:cs="Times New Roman"/>
@@ -5722,7 +4515,6 @@
         </w:rPr>
         <w:t xml:space="preserve">, </w:t>
       </w:r>
-      <w:proofErr w:type="spellStart"/>
       <w:r>
         <w:rPr>
           <w:rFonts w:ascii="Times New Roman" w:hAnsi="Times New Roman" w:cs="Times New Roman"/>
@@ -5730,7 +4522,6 @@
         </w:rPr>
         <w:t>AssetBundles</w:t>
       </w:r>
-      <w:proofErr w:type="spellEnd"/>
       <w:r>
         <w:rPr>
           <w:rFonts w:ascii="Times New Roman" w:hAnsi="Times New Roman" w:cs="Times New Roman"/>
@@ -5739,7 +4530,6 @@
         </w:rPr>
         <w:t xml:space="preserve">, </w:t>
       </w:r>
-      <w:proofErr w:type="spellStart"/>
       <w:r>
         <w:rPr>
           <w:rFonts w:ascii="Times New Roman" w:hAnsi="Times New Roman" w:cs="Times New Roman"/>
@@ -5747,42 +4537,14 @@
         </w:rPr>
         <w:t>Addressables</w:t>
       </w:r>
-      <w:proofErr w:type="spellEnd"/>
-      <w:r>
-        <w:rPr>
-          <w:rFonts w:ascii="Times New Roman" w:hAnsi="Times New Roman" w:cs="Times New Roman"/>
-          <w:color w:val="000000" w:themeColor="text1"/>
-          <w:lang w:val="ru-RU"/>
-        </w:rPr>
-        <w:t xml:space="preserve"> и </w:t>
-      </w:r>
-      <w:proofErr w:type="spellStart"/>
-      <w:r>
-        <w:rPr>
-          <w:rFonts w:ascii="Times New Roman" w:hAnsi="Times New Roman" w:cs="Times New Roman"/>
-          <w:color w:val="000000" w:themeColor="text1"/>
-          <w:lang w:val="ru-RU"/>
-        </w:rPr>
-        <w:t>т.д</w:t>
-      </w:r>
-      <w:proofErr w:type="spellEnd"/>
-      <w:r>
-        <w:rPr>
-          <w:rFonts w:ascii="Times New Roman" w:hAnsi="Times New Roman" w:cs="Times New Roman"/>
-          <w:color w:val="000000" w:themeColor="text1"/>
-          <w:lang w:val="ru-RU"/>
-        </w:rPr>
-        <w:t xml:space="preserve"> [5]</w:t>
-      </w:r>
-      <w:r>
-        <w:rPr>
-          <w:rFonts w:ascii="Times New Roman" w:hAnsi="Times New Roman" w:cs="Times New Roman"/>
-          <w:color w:val="000000" w:themeColor="text1"/>
-          <w:lang w:val="ru-RU"/>
-        </w:rPr>
-        <w:t xml:space="preserve">. </w:t>
-      </w:r>
-      <w:proofErr w:type="spellStart"/>
+      <w:r>
+        <w:rPr>
+          <w:rFonts w:ascii="Times New Roman" w:hAnsi="Times New Roman" w:cs="Times New Roman"/>
+          <w:color w:val="000000" w:themeColor="text1"/>
+          <w:lang w:val="ru-RU"/>
+        </w:rPr>
+        <w:t xml:space="preserve"> и т.д [5]. </w:t>
+      </w:r>
       <w:r>
         <w:rPr>
           <w:rFonts w:ascii="Times New Roman" w:hAnsi="Times New Roman" w:cs="Times New Roman"/>
@@ -5790,7 +4552,6 @@
         </w:rPr>
         <w:t>Addressables</w:t>
       </w:r>
-      <w:proofErr w:type="spellEnd"/>
       <w:r>
         <w:rPr>
           <w:rFonts w:ascii="Times New Roman" w:hAnsi="Times New Roman" w:cs="Times New Roman"/>
@@ -5799,7 +4560,6 @@
         </w:rPr>
         <w:t xml:space="preserve"> построена на системе </w:t>
       </w:r>
-      <w:proofErr w:type="spellStart"/>
       <w:r>
         <w:rPr>
           <w:rFonts w:ascii="Times New Roman" w:hAnsi="Times New Roman" w:cs="Times New Roman"/>
@@ -5807,30 +4567,13 @@
         </w:rPr>
         <w:t>AssetBundle</w:t>
       </w:r>
-      <w:proofErr w:type="spellEnd"/>
-      <w:r>
-        <w:rPr>
-          <w:rFonts w:ascii="Times New Roman" w:hAnsi="Times New Roman" w:cs="Times New Roman"/>
-          <w:color w:val="000000" w:themeColor="text1"/>
-          <w:lang w:val="ru-RU"/>
-        </w:rPr>
-        <w:t xml:space="preserve"> (с интерфейсом в редакторе) и позволяет асинхронно подгружать ресурсы по меткам (адресам)</w:t>
-      </w:r>
-      <w:r>
-        <w:rPr>
-          <w:rFonts w:ascii="Times New Roman" w:hAnsi="Times New Roman" w:cs="Times New Roman"/>
-          <w:color w:val="000000" w:themeColor="text1"/>
-          <w:lang w:val="ru-RU"/>
-        </w:rPr>
-        <w:t xml:space="preserve"> [5][6]</w:t>
-      </w:r>
-      <w:r>
-        <w:rPr>
-          <w:rFonts w:ascii="Times New Roman" w:hAnsi="Times New Roman" w:cs="Times New Roman"/>
-          <w:color w:val="000000" w:themeColor="text1"/>
-          <w:lang w:val="ru-RU"/>
-        </w:rPr>
-        <w:t>. Это упрощает динамическую загрузку и обновление контента (пакеты можно скачивать по запросу).</w:t>
+      <w:r>
+        <w:rPr>
+          <w:rFonts w:ascii="Times New Roman" w:hAnsi="Times New Roman" w:cs="Times New Roman"/>
+          <w:color w:val="000000" w:themeColor="text1"/>
+          <w:lang w:val="ru-RU"/>
+        </w:rPr>
+        <w:t xml:space="preserve"> (с интерфейсом в редакторе) и позволяет асинхронно подгружать ресурсы по меткам (адресам) [5][6]. Это упрощает динамическую загрузку и обновление контента (пакеты можно скачивать по запросу).</w:t>
       </w:r>
     </w:p>
     <w:p>
@@ -5843,7 +4586,7 @@
           <w:b/>
           <w:bCs/>
           <w:color w:val="000000" w:themeColor="text1"/>
-          <w:lang w:val="en-US"/>
+          <w:lang w:val="ru-RU"/>
         </w:rPr>
       </w:pPr>
       <w:r>
@@ -5864,29 +4607,7 @@
           <w:color w:val="000000" w:themeColor="text1"/>
           <w:lang w:val="ru-RU"/>
         </w:rPr>
-        <w:t xml:space="preserve"> </w:t>
-      </w:r>
-      <w:proofErr w:type="spellStart"/>
-      <w:r>
-        <w:rPr>
-          <w:rFonts w:ascii="Times New Roman" w:hAnsi="Times New Roman" w:cs="Times New Roman"/>
-          <w:b/>
-          <w:bCs/>
-          <w:color w:val="000000" w:themeColor="text1"/>
-          <w:lang w:val="ru-RU"/>
-        </w:rPr>
-        <w:t>ассетов</w:t>
-      </w:r>
-      <w:proofErr w:type="spellEnd"/>
-      <w:r>
-        <w:rPr>
-          <w:rFonts w:ascii="Times New Roman" w:hAnsi="Times New Roman" w:cs="Times New Roman"/>
-          <w:b/>
-          <w:bCs/>
-          <w:color w:val="000000" w:themeColor="text1"/>
-          <w:lang w:val="ru-RU"/>
-        </w:rPr>
-        <w:t xml:space="preserve"> и их</w:t>
+        <w:t xml:space="preserve"> ассетов и их</w:t>
       </w:r>
       <w:r>
         <w:rPr>
@@ -6061,85 +4782,12 @@
         </w:rPr>
         <w:t xml:space="preserve">объекты окружения (деревья, растения, предметы на карте). </w:t>
       </w:r>
-      <w:proofErr w:type="spellStart"/>
-      <w:r>
-        <w:rPr>
-          <w:rFonts w:ascii="Times New Roman" w:hAnsi="Times New Roman" w:cs="Times New Roman"/>
-          <w:color w:val="000000" w:themeColor="text1"/>
-        </w:rPr>
-        <w:t>Добавлены</w:t>
-      </w:r>
-      <w:proofErr w:type="spellEnd"/>
-      <w:r>
-        <w:rPr>
-          <w:rFonts w:ascii="Times New Roman" w:hAnsi="Times New Roman" w:cs="Times New Roman"/>
-          <w:color w:val="000000" w:themeColor="text1"/>
-        </w:rPr>
-        <w:t xml:space="preserve"> в </w:t>
-      </w:r>
-      <w:proofErr w:type="spellStart"/>
-      <w:r>
-        <w:rPr>
-          <w:rFonts w:ascii="Times New Roman" w:hAnsi="Times New Roman" w:cs="Times New Roman"/>
-          <w:color w:val="000000" w:themeColor="text1"/>
-        </w:rPr>
-        <w:t>Addressables</w:t>
-      </w:r>
-      <w:proofErr w:type="spellEnd"/>
-      <w:r>
-        <w:rPr>
-          <w:rFonts w:ascii="Times New Roman" w:hAnsi="Times New Roman" w:cs="Times New Roman"/>
-          <w:color w:val="000000" w:themeColor="text1"/>
-        </w:rPr>
-        <w:t xml:space="preserve"> </w:t>
-      </w:r>
-      <w:proofErr w:type="spellStart"/>
-      <w:r>
-        <w:rPr>
-          <w:rFonts w:ascii="Times New Roman" w:hAnsi="Times New Roman" w:cs="Times New Roman"/>
-          <w:color w:val="000000" w:themeColor="text1"/>
-        </w:rPr>
-        <w:t>как</w:t>
-      </w:r>
-      <w:proofErr w:type="spellEnd"/>
-      <w:r>
-        <w:rPr>
-          <w:rFonts w:ascii="Times New Roman" w:hAnsi="Times New Roman" w:cs="Times New Roman"/>
-          <w:color w:val="000000" w:themeColor="text1"/>
-        </w:rPr>
-        <w:t xml:space="preserve"> </w:t>
-      </w:r>
-      <w:proofErr w:type="spellStart"/>
-      <w:r>
-        <w:rPr>
-          <w:rFonts w:ascii="Times New Roman" w:hAnsi="Times New Roman" w:cs="Times New Roman"/>
-          <w:color w:val="000000" w:themeColor="text1"/>
-        </w:rPr>
-        <w:t>принадлежность</w:t>
-      </w:r>
-      <w:proofErr w:type="spellEnd"/>
-      <w:r>
-        <w:rPr>
-          <w:rFonts w:ascii="Times New Roman" w:hAnsi="Times New Roman" w:cs="Times New Roman"/>
-          <w:color w:val="000000" w:themeColor="text1"/>
-        </w:rPr>
-        <w:t xml:space="preserve"> </w:t>
-      </w:r>
-      <w:proofErr w:type="spellStart"/>
-      <w:r>
-        <w:rPr>
-          <w:rFonts w:ascii="Times New Roman" w:hAnsi="Times New Roman" w:cs="Times New Roman"/>
-          <w:color w:val="000000" w:themeColor="text1"/>
-        </w:rPr>
-        <w:t>сцене</w:t>
-      </w:r>
-      <w:proofErr w:type="spellEnd"/>
-      <w:r>
-        <w:rPr>
-          <w:rFonts w:ascii="Times New Roman" w:hAnsi="Times New Roman" w:cs="Times New Roman"/>
-          <w:color w:val="000000" w:themeColor="text1"/>
-        </w:rPr>
-        <w:t xml:space="preserve"> (streaming).</w:t>
+      <w:r>
+        <w:rPr>
+          <w:rFonts w:ascii="Times New Roman" w:hAnsi="Times New Roman" w:cs="Times New Roman"/>
+          <w:color w:val="000000" w:themeColor="text1"/>
+        </w:rPr>
+        <w:t>Добавлены в Addressables как принадлежность сцене (streaming).</w:t>
       </w:r>
     </w:p>
     <w:p>
@@ -6230,7 +4878,6 @@
         </w:rPr>
         <w:t xml:space="preserve">эффекты частиц, звуки, объекты, создаваемые на лету (например, новые кокосы). Загружаются через </w:t>
       </w:r>
-      <w:proofErr w:type="spellStart"/>
       <w:r>
         <w:rPr>
           <w:rFonts w:ascii="Times New Roman" w:hAnsi="Times New Roman" w:cs="Times New Roman"/>
@@ -6238,7 +4885,6 @@
         </w:rPr>
         <w:t>Addressables</w:t>
       </w:r>
-      <w:proofErr w:type="spellEnd"/>
       <w:r>
         <w:rPr>
           <w:rFonts w:ascii="Times New Roman" w:hAnsi="Times New Roman" w:cs="Times New Roman"/>
@@ -6265,27 +4911,8 @@
           <w:color w:val="000000" w:themeColor="text1"/>
           <w:lang w:val="ru-RU"/>
         </w:rPr>
-        <w:t xml:space="preserve">Таким образом, все </w:t>
-      </w:r>
-      <w:proofErr w:type="spellStart"/>
-      <w:r>
-        <w:rPr>
-          <w:rFonts w:ascii="Times New Roman" w:hAnsi="Times New Roman" w:cs="Times New Roman"/>
-          <w:color w:val="000000" w:themeColor="text1"/>
-          <w:lang w:val="ru-RU"/>
-        </w:rPr>
-        <w:t>ассеты</w:t>
-      </w:r>
-      <w:proofErr w:type="spellEnd"/>
-      <w:r>
-        <w:rPr>
-          <w:rFonts w:ascii="Times New Roman" w:hAnsi="Times New Roman" w:cs="Times New Roman"/>
-          <w:color w:val="000000" w:themeColor="text1"/>
-          <w:lang w:val="ru-RU"/>
-        </w:rPr>
-        <w:t xml:space="preserve">, требующие загрузки или возможного обновления, помечены в </w:t>
-      </w:r>
-      <w:proofErr w:type="spellStart"/>
+        <w:t xml:space="preserve">Таким образом, все ассеты, требующие загрузки или возможного обновления, помечены в </w:t>
+      </w:r>
       <w:r>
         <w:rPr>
           <w:rFonts w:ascii="Times New Roman" w:hAnsi="Times New Roman" w:cs="Times New Roman"/>
@@ -6293,7 +4920,6 @@
         </w:rPr>
         <w:t>Addressables</w:t>
       </w:r>
-      <w:proofErr w:type="spellEnd"/>
       <w:r>
         <w:rPr>
           <w:rFonts w:ascii="Times New Roman" w:hAnsi="Times New Roman" w:cs="Times New Roman"/>
@@ -6332,7 +4958,6 @@
         </w:rPr>
         <w:t xml:space="preserve"> подчёркивает удобство </w:t>
       </w:r>
-      <w:proofErr w:type="spellStart"/>
       <w:r>
         <w:rPr>
           <w:rFonts w:ascii="Times New Roman" w:hAnsi="Times New Roman" w:cs="Times New Roman"/>
@@ -6340,30 +4965,13 @@
         </w:rPr>
         <w:t>Addressables</w:t>
       </w:r>
-      <w:proofErr w:type="spellEnd"/>
-      <w:r>
-        <w:rPr>
-          <w:rFonts w:ascii="Times New Roman" w:hAnsi="Times New Roman" w:cs="Times New Roman"/>
-          <w:color w:val="000000" w:themeColor="text1"/>
-          <w:lang w:val="ru-RU"/>
-        </w:rPr>
-        <w:t xml:space="preserve"> для больших проектов с динамическим контентом</w:t>
-      </w:r>
-      <w:r>
-        <w:rPr>
-          <w:rFonts w:ascii="Times New Roman" w:hAnsi="Times New Roman" w:cs="Times New Roman"/>
-          <w:color w:val="000000" w:themeColor="text1"/>
-          <w:lang w:val="ru-RU"/>
-        </w:rPr>
-        <w:t xml:space="preserve"> [5][6]</w:t>
-      </w:r>
-      <w:r>
-        <w:rPr>
-          <w:rFonts w:ascii="Times New Roman" w:hAnsi="Times New Roman" w:cs="Times New Roman"/>
-          <w:color w:val="000000" w:themeColor="text1"/>
-          <w:lang w:val="ru-RU"/>
-        </w:rPr>
-        <w:t>.</w:t>
+      <w:r>
+        <w:rPr>
+          <w:rFonts w:ascii="Times New Roman" w:hAnsi="Times New Roman" w:cs="Times New Roman"/>
+          <w:color w:val="000000" w:themeColor="text1"/>
+          <w:lang w:val="ru-RU"/>
+        </w:rPr>
+        <w:t xml:space="preserve"> для больших проектов с динамическим контентом [5][6].</w:t>
       </w:r>
     </w:p>
     <w:p>
@@ -6387,39 +4995,8 @@
           <w:color w:val="000000" w:themeColor="text1"/>
         </w:rPr>
         <w:lastRenderedPageBreak/>
-        <w:t xml:space="preserve">12. </w:t>
-      </w:r>
-      <w:proofErr w:type="spellStart"/>
-      <w:r>
-        <w:rPr>
-          <w:rFonts w:ascii="Times New Roman" w:hAnsi="Times New Roman" w:cs="Times New Roman"/>
-          <w:b/>
-          <w:bCs/>
-          <w:color w:val="000000" w:themeColor="text1"/>
-        </w:rPr>
-        <w:t>Метаданные</w:t>
-      </w:r>
-      <w:proofErr w:type="spellEnd"/>
-      <w:r>
-        <w:rPr>
-          <w:rFonts w:ascii="Times New Roman" w:hAnsi="Times New Roman" w:cs="Times New Roman"/>
-          <w:b/>
-          <w:bCs/>
-          <w:color w:val="000000" w:themeColor="text1"/>
-        </w:rPr>
-        <w:t xml:space="preserve"> </w:t>
-      </w:r>
-      <w:proofErr w:type="spellStart"/>
-      <w:r>
-        <w:rPr>
-          <w:rFonts w:ascii="Times New Roman" w:hAnsi="Times New Roman" w:cs="Times New Roman"/>
-          <w:b/>
-          <w:bCs/>
-          <w:color w:val="000000" w:themeColor="text1"/>
-        </w:rPr>
-        <w:t>ассетов</w:t>
-      </w:r>
-      <w:proofErr w:type="spellEnd"/>
+        <w:t>12. Метаданные ассетов</w:t>
+      </w:r>
     </w:p>
     <w:tbl>
       <w:tblPr>
@@ -6485,7 +5062,6 @@
                 <w:iCs/>
               </w:rPr>
             </w:pPr>
-            <w:proofErr w:type="spellStart"/>
             <w:r>
               <w:rPr>
                 <w:rFonts w:ascii="Times New Roman" w:hAnsi="Times New Roman" w:cs="Times New Roman"/>
@@ -6494,10 +5070,18 @@
                 <w:i/>
                 <w:iCs/>
               </w:rPr>
-              <w:t>Название</w:t>
-            </w:r>
-            <w:proofErr w:type="spellEnd"/>
-            <w:r>
+              <w:t>Название ассета</w:t>
+            </w:r>
+          </w:p>
+        </w:tc>
+        <w:tc>
+          <w:tcPr>
+            <w:cnfStyle w:val="000010000000" w:firstRow="0" w:lastRow="0" w:firstColumn="0" w:lastColumn="0" w:oddVBand="1" w:evenVBand="0" w:oddHBand="0" w:evenHBand="0" w:firstRowFirstColumn="0" w:firstRowLastColumn="0" w:lastRowFirstColumn="0" w:lastRowLastColumn="0"/>
+            <w:tcW w:w="461" w:type="pct"/>
+          </w:tcPr>
+          <w:p>
+            <w:pPr>
+              <w:pStyle w:val="Compact"/>
               <w:rPr>
                 <w:rFonts w:ascii="Times New Roman" w:hAnsi="Times New Roman" w:cs="Times New Roman"/>
                 <w:b w:val="0"/>
@@ -6505,9 +5089,7 @@
                 <w:i/>
                 <w:iCs/>
               </w:rPr>
-              <w:t xml:space="preserve"> </w:t>
-            </w:r>
-            <w:proofErr w:type="spellStart"/>
+            </w:pPr>
             <w:r>
               <w:rPr>
                 <w:rFonts w:ascii="Times New Roman" w:hAnsi="Times New Roman" w:cs="Times New Roman"/>
@@ -6516,15 +5098,14 @@
                 <w:i/>
                 <w:iCs/>
               </w:rPr>
-              <w:t>ассета</w:t>
-            </w:r>
-            <w:proofErr w:type="spellEnd"/>
-          </w:p>
-        </w:tc>
-        <w:tc>
-          <w:tcPr>
-            <w:cnfStyle w:val="000010000000" w:firstRow="0" w:lastRow="0" w:firstColumn="0" w:lastColumn="0" w:oddVBand="1" w:evenVBand="0" w:oddHBand="0" w:evenHBand="0" w:firstRowFirstColumn="0" w:firstRowLastColumn="0" w:lastRowFirstColumn="0" w:lastRowLastColumn="0"/>
-            <w:tcW w:w="461" w:type="pct"/>
+              <w:t>Автор</w:t>
+            </w:r>
+          </w:p>
+        </w:tc>
+        <w:tc>
+          <w:tcPr>
+            <w:cnfStyle w:val="000001000000" w:firstRow="0" w:lastRow="0" w:firstColumn="0" w:lastColumn="0" w:oddVBand="0" w:evenVBand="1" w:oddHBand="0" w:evenHBand="0" w:firstRowFirstColumn="0" w:firstRowLastColumn="0" w:lastRowFirstColumn="0" w:lastRowLastColumn="0"/>
+            <w:tcW w:w="572" w:type="pct"/>
           </w:tcPr>
           <w:p>
             <w:pPr>
@@ -6537,7 +5118,6 @@
                 <w:iCs/>
               </w:rPr>
             </w:pPr>
-            <w:proofErr w:type="spellStart"/>
             <w:r>
               <w:rPr>
                 <w:rFonts w:ascii="Times New Roman" w:hAnsi="Times New Roman" w:cs="Times New Roman"/>
@@ -6546,15 +5126,14 @@
                 <w:i/>
                 <w:iCs/>
               </w:rPr>
-              <w:t>Автор</w:t>
-            </w:r>
-            <w:proofErr w:type="spellEnd"/>
-          </w:p>
-        </w:tc>
-        <w:tc>
-          <w:tcPr>
-            <w:cnfStyle w:val="000001000000" w:firstRow="0" w:lastRow="0" w:firstColumn="0" w:lastColumn="0" w:oddVBand="0" w:evenVBand="1" w:oddHBand="0" w:evenHBand="0" w:firstRowFirstColumn="0" w:firstRowLastColumn="0" w:lastRowFirstColumn="0" w:lastRowLastColumn="0"/>
-            <w:tcW w:w="572" w:type="pct"/>
+              <w:t>Формат</w:t>
+            </w:r>
+          </w:p>
+        </w:tc>
+        <w:tc>
+          <w:tcPr>
+            <w:cnfStyle w:val="000010000000" w:firstRow="0" w:lastRow="0" w:firstColumn="0" w:lastColumn="0" w:oddVBand="1" w:evenVBand="0" w:oddHBand="0" w:evenHBand="0" w:firstRowFirstColumn="0" w:firstRowLastColumn="0" w:lastRowFirstColumn="0" w:lastRowLastColumn="0"/>
+            <w:tcW w:w="545" w:type="pct"/>
           </w:tcPr>
           <w:p>
             <w:pPr>
@@ -6567,7 +5146,6 @@
                 <w:iCs/>
               </w:rPr>
             </w:pPr>
-            <w:proofErr w:type="spellStart"/>
             <w:r>
               <w:rPr>
                 <w:rFonts w:ascii="Times New Roman" w:hAnsi="Times New Roman" w:cs="Times New Roman"/>
@@ -6576,15 +5154,14 @@
                 <w:i/>
                 <w:iCs/>
               </w:rPr>
-              <w:t>Формат</w:t>
-            </w:r>
-            <w:proofErr w:type="spellEnd"/>
-          </w:p>
-        </w:tc>
-        <w:tc>
-          <w:tcPr>
-            <w:cnfStyle w:val="000010000000" w:firstRow="0" w:lastRow="0" w:firstColumn="0" w:lastColumn="0" w:oddVBand="1" w:evenVBand="0" w:oddHBand="0" w:evenHBand="0" w:firstRowFirstColumn="0" w:firstRowLastColumn="0" w:lastRowFirstColumn="0" w:lastRowLastColumn="0"/>
-            <w:tcW w:w="545" w:type="pct"/>
+              <w:t>Версия</w:t>
+            </w:r>
+          </w:p>
+        </w:tc>
+        <w:tc>
+          <w:tcPr>
+            <w:cnfStyle w:val="000001000000" w:firstRow="0" w:lastRow="0" w:firstColumn="0" w:lastColumn="0" w:oddVBand="0" w:evenVBand="1" w:oddHBand="0" w:evenHBand="0" w:firstRowFirstColumn="0" w:firstRowLastColumn="0" w:lastRowFirstColumn="0" w:lastRowLastColumn="0"/>
+            <w:tcW w:w="717" w:type="pct"/>
           </w:tcPr>
           <w:p>
             <w:pPr>
@@ -6597,7 +5174,6 @@
                 <w:iCs/>
               </w:rPr>
             </w:pPr>
-            <w:proofErr w:type="spellStart"/>
             <w:r>
               <w:rPr>
                 <w:rFonts w:ascii="Times New Roman" w:hAnsi="Times New Roman" w:cs="Times New Roman"/>
@@ -6606,15 +5182,14 @@
                 <w:i/>
                 <w:iCs/>
               </w:rPr>
-              <w:t>Версия</w:t>
-            </w:r>
-            <w:proofErr w:type="spellEnd"/>
-          </w:p>
-        </w:tc>
-        <w:tc>
-          <w:tcPr>
-            <w:cnfStyle w:val="000001000000" w:firstRow="0" w:lastRow="0" w:firstColumn="0" w:lastColumn="0" w:oddVBand="0" w:evenVBand="1" w:oddHBand="0" w:evenHBand="0" w:firstRowFirstColumn="0" w:firstRowLastColumn="0" w:lastRowFirstColumn="0" w:lastRowLastColumn="0"/>
-            <w:tcW w:w="717" w:type="pct"/>
+              <w:t>Лицензия</w:t>
+            </w:r>
+          </w:p>
+        </w:tc>
+        <w:tc>
+          <w:tcPr>
+            <w:cnfStyle w:val="000010000000" w:firstRow="0" w:lastRow="0" w:firstColumn="0" w:lastColumn="0" w:oddVBand="1" w:evenVBand="0" w:oddHBand="0" w:evenHBand="0" w:firstRowFirstColumn="0" w:firstRowLastColumn="0" w:lastRowFirstColumn="0" w:lastRowLastColumn="0"/>
+            <w:tcW w:w="571" w:type="pct"/>
           </w:tcPr>
           <w:p>
             <w:pPr>
@@ -6627,7 +5202,6 @@
                 <w:iCs/>
               </w:rPr>
             </w:pPr>
-            <w:proofErr w:type="spellStart"/>
             <w:r>
               <w:rPr>
                 <w:rFonts w:ascii="Times New Roman" w:hAnsi="Times New Roman" w:cs="Times New Roman"/>
@@ -6636,39 +5210,8 @@
                 <w:i/>
                 <w:iCs/>
               </w:rPr>
-              <w:t>Лицензия</w:t>
-            </w:r>
-            <w:proofErr w:type="spellEnd"/>
-          </w:p>
-        </w:tc>
-        <w:tc>
-          <w:tcPr>
-            <w:cnfStyle w:val="000010000000" w:firstRow="0" w:lastRow="0" w:firstColumn="0" w:lastColumn="0" w:oddVBand="1" w:evenVBand="0" w:oddHBand="0" w:evenHBand="0" w:firstRowFirstColumn="0" w:firstRowLastColumn="0" w:lastRowFirstColumn="0" w:lastRowLastColumn="0"/>
-            <w:tcW w:w="571" w:type="pct"/>
-          </w:tcPr>
-          <w:p>
-            <w:pPr>
-              <w:pStyle w:val="Compact"/>
-              <w:rPr>
-                <w:rFonts w:ascii="Times New Roman" w:hAnsi="Times New Roman" w:cs="Times New Roman"/>
-                <w:b w:val="0"/>
-                <w:bCs w:val="0"/>
-                <w:i/>
-                <w:iCs/>
-              </w:rPr>
-            </w:pPr>
-            <w:proofErr w:type="spellStart"/>
-            <w:r>
-              <w:rPr>
-                <w:rFonts w:ascii="Times New Roman" w:hAnsi="Times New Roman" w:cs="Times New Roman"/>
-                <w:b w:val="0"/>
-                <w:bCs w:val="0"/>
-                <w:i/>
-                <w:iCs/>
-              </w:rPr>
               <w:t>Сжатие</w:t>
             </w:r>
-            <w:proofErr w:type="spellEnd"/>
           </w:p>
         </w:tc>
         <w:tc>
@@ -6736,14 +5279,12 @@
                 <w:rFonts w:ascii="Times New Roman" w:hAnsi="Times New Roman" w:cs="Times New Roman"/>
               </w:rPr>
             </w:pPr>
-            <w:proofErr w:type="spellStart"/>
             <w:r>
               <w:rPr>
                 <w:rFonts w:ascii="Times New Roman" w:hAnsi="Times New Roman" w:cs="Times New Roman"/>
               </w:rPr>
               <w:t>Survivor_Character</w:t>
             </w:r>
-            <w:proofErr w:type="spellEnd"/>
           </w:p>
         </w:tc>
         <w:tc>
@@ -6900,14 +5441,12 @@
                 <w:rFonts w:ascii="Times New Roman" w:hAnsi="Times New Roman" w:cs="Times New Roman"/>
               </w:rPr>
             </w:pPr>
-            <w:proofErr w:type="spellStart"/>
             <w:r>
               <w:rPr>
                 <w:rFonts w:ascii="Times New Roman" w:hAnsi="Times New Roman" w:cs="Times New Roman"/>
               </w:rPr>
               <w:t>Island_Terrain</w:t>
             </w:r>
-            <w:proofErr w:type="spellEnd"/>
           </w:p>
         </w:tc>
         <w:tc>
@@ -7067,14 +5606,12 @@
                 <w:rFonts w:ascii="Times New Roman" w:hAnsi="Times New Roman" w:cs="Times New Roman"/>
               </w:rPr>
             </w:pPr>
-            <w:proofErr w:type="spellStart"/>
             <w:r>
               <w:rPr>
                 <w:rFonts w:ascii="Times New Roman" w:hAnsi="Times New Roman" w:cs="Times New Roman"/>
               </w:rPr>
               <w:t>Palm_Tree</w:t>
             </w:r>
-            <w:proofErr w:type="spellEnd"/>
           </w:p>
         </w:tc>
         <w:tc>
@@ -7243,14 +5780,12 @@
                 <w:rFonts w:ascii="Times New Roman" w:hAnsi="Times New Roman" w:cs="Times New Roman"/>
               </w:rPr>
             </w:pPr>
-            <w:proofErr w:type="spellStart"/>
             <w:r>
               <w:rPr>
                 <w:rFonts w:ascii="Times New Roman" w:hAnsi="Times New Roman" w:cs="Times New Roman"/>
               </w:rPr>
               <w:t>Jungle_Tree</w:t>
             </w:r>
-            <w:proofErr w:type="spellEnd"/>
           </w:p>
         </w:tc>
         <w:tc>
@@ -7422,14 +5957,12 @@
                 <w:rFonts w:ascii="Times New Roman" w:hAnsi="Times New Roman" w:cs="Times New Roman"/>
               </w:rPr>
             </w:pPr>
-            <w:proofErr w:type="spellStart"/>
             <w:r>
               <w:rPr>
                 <w:rFonts w:ascii="Times New Roman" w:hAnsi="Times New Roman" w:cs="Times New Roman"/>
               </w:rPr>
               <w:t>Grass_Bush</w:t>
             </w:r>
-            <w:proofErr w:type="spellEnd"/>
           </w:p>
         </w:tc>
         <w:tc>
@@ -7598,14 +6131,12 @@
                 <w:rFonts w:ascii="Times New Roman" w:hAnsi="Times New Roman" w:cs="Times New Roman"/>
               </w:rPr>
             </w:pPr>
-            <w:proofErr w:type="spellStart"/>
             <w:r>
               <w:rPr>
                 <w:rFonts w:ascii="Times New Roman" w:hAnsi="Times New Roman" w:cs="Times New Roman"/>
               </w:rPr>
               <w:t>Rock_Model</w:t>
             </w:r>
-            <w:proofErr w:type="spellEnd"/>
           </w:p>
         </w:tc>
         <w:tc>
@@ -7777,14 +6308,12 @@
                 <w:rFonts w:ascii="Times New Roman" w:hAnsi="Times New Roman" w:cs="Times New Roman"/>
               </w:rPr>
             </w:pPr>
-            <w:proofErr w:type="spellStart"/>
             <w:r>
               <w:rPr>
                 <w:rFonts w:ascii="Times New Roman" w:hAnsi="Times New Roman" w:cs="Times New Roman"/>
               </w:rPr>
               <w:t>Wood_Log</w:t>
             </w:r>
-            <w:proofErr w:type="spellEnd"/>
           </w:p>
         </w:tc>
         <w:tc>
@@ -7953,14 +6482,12 @@
                 <w:rFonts w:ascii="Times New Roman" w:hAnsi="Times New Roman" w:cs="Times New Roman"/>
               </w:rPr>
             </w:pPr>
-            <w:proofErr w:type="spellStart"/>
             <w:r>
               <w:rPr>
                 <w:rFonts w:ascii="Times New Roman" w:hAnsi="Times New Roman" w:cs="Times New Roman"/>
               </w:rPr>
               <w:t>Stick_Model</w:t>
             </w:r>
-            <w:proofErr w:type="spellEnd"/>
           </w:p>
         </w:tc>
         <w:tc>
@@ -8132,14 +6659,12 @@
                 <w:rFonts w:ascii="Times New Roman" w:hAnsi="Times New Roman" w:cs="Times New Roman"/>
               </w:rPr>
             </w:pPr>
-            <w:proofErr w:type="spellStart"/>
             <w:r>
               <w:rPr>
                 <w:rFonts w:ascii="Times New Roman" w:hAnsi="Times New Roman" w:cs="Times New Roman"/>
               </w:rPr>
               <w:t>Coconut_Model</w:t>
             </w:r>
-            <w:proofErr w:type="spellEnd"/>
           </w:p>
         </w:tc>
         <w:tc>
@@ -8401,15 +6926,7 @@
           <w:color w:val="000000" w:themeColor="text1"/>
           <w:lang w:val="ru-RU"/>
         </w:rPr>
-        <w:t xml:space="preserve"> [3]</w:t>
-      </w:r>
-      <w:r>
-        <w:rPr>
-          <w:rFonts w:ascii="Times New Roman" w:hAnsi="Times New Roman" w:cs="Times New Roman"/>
-          <w:color w:val="000000" w:themeColor="text1"/>
-          <w:lang w:val="ru-RU"/>
-        </w:rPr>
-        <w:t>. Например, тропические деревья и камни. Форматы</w:t>
+        <w:t xml:space="preserve"> [3]. Например, тропические деревья и камни. Форматы</w:t>
       </w:r>
       <w:r>
         <w:rPr>
@@ -8439,25 +6956,7 @@
           <w:color w:val="000000" w:themeColor="text1"/>
           <w:lang w:val="ru-RU"/>
         </w:rPr>
-        <w:t xml:space="preserve">, текстуры </w:t>
-      </w:r>
-      <w:proofErr w:type="spellStart"/>
-      <w:r>
-        <w:rPr>
-          <w:rFonts w:ascii="Times New Roman" w:hAnsi="Times New Roman" w:cs="Times New Roman"/>
-          <w:color w:val="000000" w:themeColor="text1"/>
-          <w:lang w:val="ru-RU"/>
-        </w:rPr>
-        <w:t>сжимены</w:t>
-      </w:r>
-      <w:proofErr w:type="spellEnd"/>
-      <w:r>
-        <w:rPr>
-          <w:rFonts w:ascii="Times New Roman" w:hAnsi="Times New Roman" w:cs="Times New Roman"/>
-          <w:color w:val="000000" w:themeColor="text1"/>
-          <w:lang w:val="ru-RU"/>
-        </w:rPr>
-        <w:t xml:space="preserve"> в </w:t>
+        <w:t xml:space="preserve">, текстуры сжимены в </w:t>
       </w:r>
       <w:r>
         <w:rPr>
@@ -8496,25 +6995,7 @@
           <w:lang w:val="ru-RU"/>
         </w:rPr>
         <w:lastRenderedPageBreak/>
-        <w:t xml:space="preserve">последнем столбце. Данные хранятся в единой таблице с </w:t>
-      </w:r>
-      <w:proofErr w:type="spellStart"/>
-      <w:r>
-        <w:rPr>
-          <w:rFonts w:ascii="Times New Roman" w:hAnsi="Times New Roman" w:cs="Times New Roman"/>
-          <w:color w:val="000000" w:themeColor="text1"/>
-          <w:lang w:val="ru-RU"/>
-        </w:rPr>
-        <w:t>версионированием</w:t>
-      </w:r>
-      <w:proofErr w:type="spellEnd"/>
-      <w:r>
-        <w:rPr>
-          <w:rFonts w:ascii="Times New Roman" w:hAnsi="Times New Roman" w:cs="Times New Roman"/>
-          <w:color w:val="000000" w:themeColor="text1"/>
-          <w:lang w:val="ru-RU"/>
-        </w:rPr>
-        <w:t xml:space="preserve"> (информация о версии, авторе, лицензии и т.д.)</w:t>
+        <w:t>последнем столбце. Данные хранятся в единой таблице с версионированием (информация о версии, авторе, лицензии и т.д.)</w:t>
       </w:r>
       <w:r>
         <w:rPr>
@@ -8586,31 +7067,15 @@
           <w:color w:val="000000" w:themeColor="text1"/>
           <w:lang w:val="ru-RU"/>
         </w:rPr>
-        <w:t>12+ лет (подростки и молодые игроки). Основной фокус — школьники, студенты и молодые пользователи ПК, которым интересны простые инди-игры с исследованием и сбором ресурсов. По данным исследования аудитории игроков в России, наиболее высокий уровень вовлечённости в игры наблюдается у групп 14–24 лет.</w:t>
-      </w:r>
-      <w:r>
-        <w:rPr>
-          <w:rFonts w:ascii="Times New Roman" w:hAnsi="Times New Roman" w:cs="Times New Roman"/>
-          <w:color w:val="000000" w:themeColor="text1"/>
-          <w:lang w:val="ru-RU"/>
-        </w:rPr>
-        <w:t xml:space="preserve"> </w:t>
-      </w:r>
-      <w:r>
-        <w:rPr>
-          <w:rFonts w:ascii="Times New Roman" w:hAnsi="Times New Roman" w:cs="Times New Roman"/>
-          <w:color w:val="000000" w:themeColor="text1"/>
-          <w:lang w:val="ru-RU"/>
-        </w:rPr>
-        <w:t>[1]</w:t>
-      </w:r>
-      <w:r>
-        <w:rPr>
-          <w:rFonts w:ascii="Times New Roman" w:hAnsi="Times New Roman" w:cs="Times New Roman"/>
-          <w:color w:val="000000" w:themeColor="text1"/>
-          <w:lang w:val="ru-RU"/>
-        </w:rPr>
-        <w:t>.</w:t>
+        <w:t xml:space="preserve">12+ лет (подростки и молодые игроки). Основной фокус — школьники, студенты и молодые пользователи ПК, которым интересны простые инди-игры с исследованием и сбором ресурсов. По данным исследования аудитории игроков в России, наиболее высокий уровень вовлечённости в игры наблюдается у групп 14–24 лет. </w:t>
+      </w:r>
+      <w:r>
+        <w:rPr>
+          <w:rFonts w:ascii="Times New Roman" w:hAnsi="Times New Roman" w:cs="Times New Roman"/>
+          <w:color w:val="000000" w:themeColor="text1"/>
+          <w:lang w:val="ru-RU"/>
+        </w:rPr>
+        <w:t>[1].</w:t>
       </w:r>
     </w:p>
     <w:p>
@@ -8668,7 +7133,6 @@
         </w:rPr>
         <w:t xml:space="preserve"> как платформа даёт доступ к широкой ПК-аудитории: </w:t>
       </w:r>
-      <w:proofErr w:type="spellStart"/>
       <w:r>
         <w:rPr>
           <w:rFonts w:ascii="Times New Roman" w:hAnsi="Times New Roman" w:cs="Times New Roman"/>
@@ -8676,22 +7140,13 @@
         </w:rPr>
         <w:t>Steamworks</w:t>
       </w:r>
-      <w:proofErr w:type="spellEnd"/>
-      <w:r>
-        <w:rPr>
-          <w:rFonts w:ascii="Times New Roman" w:hAnsi="Times New Roman" w:cs="Times New Roman"/>
-          <w:color w:val="000000" w:themeColor="text1"/>
-          <w:lang w:val="ru-RU"/>
-        </w:rPr>
-        <w:t xml:space="preserve"> указывает более 132 млн активных пользователей в месяц</w:t>
-      </w:r>
-      <w:r>
-        <w:rPr>
-          <w:rFonts w:ascii="Times New Roman" w:hAnsi="Times New Roman" w:cs="Times New Roman"/>
-          <w:color w:val="000000" w:themeColor="text1"/>
-          <w:lang w:val="ru-RU"/>
-        </w:rPr>
-        <w:t xml:space="preserve"> </w:t>
+      <w:r>
+        <w:rPr>
+          <w:rFonts w:ascii="Times New Roman" w:hAnsi="Times New Roman" w:cs="Times New Roman"/>
+          <w:color w:val="000000" w:themeColor="text1"/>
+          <w:lang w:val="ru-RU"/>
+        </w:rPr>
+        <w:t xml:space="preserve"> указывает более 132 млн активных пользователей в месяц </w:t>
       </w:r>
       <w:r>
         <w:rPr>
@@ -8762,15 +7217,7 @@
           <w:color w:val="000000" w:themeColor="text1"/>
           <w:lang w:val="ru-RU"/>
         </w:rPr>
-        <w:t>-пространства, сбору ресурсов, постепенному прогрессу и достижению понятной финальной цели. Игра рассчитана на пользователей, которым нравятся компактные игровые сессии и последовательное выполнение задач: собрать материалы → создать простые инструменты → построить сигнальный костёр. По исследованию российской аудитории, у 57% игроков одна игровая сессия обычно длится не более часа, что хорошо совпадает с форматом проекта</w:t>
-      </w:r>
-      <w:r>
-        <w:rPr>
-          <w:rFonts w:ascii="Times New Roman" w:hAnsi="Times New Roman" w:cs="Times New Roman"/>
-          <w:color w:val="000000" w:themeColor="text1"/>
-          <w:lang w:val="ru-RU"/>
-        </w:rPr>
-        <w:t xml:space="preserve"> [1]</w:t>
+        <w:t>-пространства, сбору ресурсов, постепенному прогрессу и достижению понятной финальной цели. Игра рассчитана на пользователей, которым нравятся компактные игровые сессии и последовательное выполнение задач: собрать материалы → создать простые инструменты → построить сигнальный костёр. По исследованию российской аудитории, у 57% игроков одна игровая сессия обычно длится не более часа, что хорошо совпадает с форматом проекта [1]</w:t>
       </w:r>
       <w:r>
         <w:rPr>
@@ -8836,7 +7283,6 @@
         </w:rPr>
         <w:t xml:space="preserve"> и </w:t>
       </w:r>
-      <w:proofErr w:type="spellStart"/>
       <w:r>
         <w:rPr>
           <w:rFonts w:ascii="Times New Roman" w:hAnsi="Times New Roman" w:cs="Times New Roman"/>
@@ -8844,7 +7290,6 @@
         </w:rPr>
         <w:t>Steamworks</w:t>
       </w:r>
-      <w:proofErr w:type="spellEnd"/>
       <w:r>
         <w:rPr>
           <w:rFonts w:ascii="Times New Roman" w:hAnsi="Times New Roman" w:cs="Times New Roman"/>
@@ -9016,15 +7461,7 @@
           <w:color w:val="000000" w:themeColor="text1"/>
           <w:lang w:val="ru-RU"/>
         </w:rPr>
-        <w:t xml:space="preserve"> и целевые события прохождения</w:t>
-      </w:r>
-      <w:r>
-        <w:rPr>
-          <w:rFonts w:ascii="Times New Roman" w:hAnsi="Times New Roman" w:cs="Times New Roman"/>
-          <w:color w:val="000000" w:themeColor="text1"/>
-          <w:lang w:val="ru-RU"/>
-        </w:rPr>
-        <w:t xml:space="preserve"> [2]</w:t>
+        <w:t xml:space="preserve"> и целевые события прохождения [2]</w:t>
       </w:r>
       <w:r>
         <w:rPr>
@@ -9043,7 +7480,7 @@
         <w:rPr>
           <w:rFonts w:ascii="Times New Roman" w:hAnsi="Times New Roman" w:cs="Times New Roman"/>
           <w:color w:val="000000" w:themeColor="text1"/>
-          <w:lang w:val="en-US"/>
+          <w:lang w:val="ru-RU"/>
         </w:rPr>
       </w:pPr>
       <w:r>
@@ -9145,15 +7582,7 @@
           <w:color w:val="000000" w:themeColor="text1"/>
           <w:lang w:val="ru-RU"/>
         </w:rPr>
-        <w:t xml:space="preserve"> [8][9]</w:t>
-      </w:r>
-      <w:r>
-        <w:rPr>
-          <w:rFonts w:ascii="Times New Roman" w:hAnsi="Times New Roman" w:cs="Times New Roman"/>
-          <w:color w:val="000000" w:themeColor="text1"/>
-          <w:lang w:val="ru-RU"/>
-        </w:rPr>
-        <w:t>.</w:t>
+        <w:t xml:space="preserve"> [8][9].</w:t>
       </w:r>
     </w:p>
     <w:p>
@@ -9908,20 +8337,8 @@
           <w:color w:val="000000" w:themeColor="text1"/>
           <w:lang w:val="ru-RU"/>
         </w:rPr>
-        <w:t xml:space="preserve"> </w:t>
-      </w:r>
-      <w:proofErr w:type="spellStart"/>
-      <w:r>
-        <w:rPr>
-          <w:rFonts w:ascii="Times New Roman" w:hAnsi="Times New Roman" w:cs="Times New Roman"/>
-          <w:b/>
-          <w:bCs/>
-          <w:color w:val="000000" w:themeColor="text1"/>
-          <w:lang w:val="ru-RU"/>
-        </w:rPr>
-        <w:t>ассет-пайплайна</w:t>
-      </w:r>
-      <w:proofErr w:type="spellEnd"/>
+        <w:t xml:space="preserve"> ассет-пайплайна</w:t>
+      </w:r>
     </w:p>
     <w:p>
       <w:pPr>
@@ -9992,25 +8409,7 @@
           <w:color w:val="000000" w:themeColor="text1"/>
           <w:lang w:val="ru-RU"/>
         </w:rPr>
-        <w:t xml:space="preserve">Составление списка необходимых </w:t>
-      </w:r>
-      <w:proofErr w:type="spellStart"/>
-      <w:r>
-        <w:rPr>
-          <w:rFonts w:ascii="Times New Roman" w:hAnsi="Times New Roman" w:cs="Times New Roman"/>
-          <w:color w:val="000000" w:themeColor="text1"/>
-          <w:lang w:val="ru-RU"/>
-        </w:rPr>
-        <w:t>ассетов</w:t>
-      </w:r>
-      <w:proofErr w:type="spellEnd"/>
-      <w:r>
-        <w:rPr>
-          <w:rFonts w:ascii="Times New Roman" w:hAnsi="Times New Roman" w:cs="Times New Roman"/>
-          <w:color w:val="000000" w:themeColor="text1"/>
-          <w:lang w:val="ru-RU"/>
-        </w:rPr>
-        <w:t xml:space="preserve"> и технических требований.</w:t>
+        <w:t>Составление списка необходимых ассетов и технических требований.</w:t>
       </w:r>
     </w:p>
     <w:p>
@@ -10033,29 +8432,7 @@
           <w:color w:val="000000" w:themeColor="text1"/>
           <w:lang w:val="ru-RU"/>
         </w:rPr>
-        <w:t xml:space="preserve">Итерация 2 (импорт </w:t>
-      </w:r>
-      <w:proofErr w:type="spellStart"/>
-      <w:r>
-        <w:rPr>
-          <w:rFonts w:ascii="Times New Roman" w:hAnsi="Times New Roman" w:cs="Times New Roman"/>
-          <w:b/>
-          <w:bCs/>
-          <w:color w:val="000000" w:themeColor="text1"/>
-          <w:lang w:val="ru-RU"/>
-        </w:rPr>
-        <w:t>ассетов</w:t>
-      </w:r>
-      <w:proofErr w:type="spellEnd"/>
-      <w:r>
-        <w:rPr>
-          <w:rFonts w:ascii="Times New Roman" w:hAnsi="Times New Roman" w:cs="Times New Roman"/>
-          <w:b/>
-          <w:bCs/>
-          <w:color w:val="000000" w:themeColor="text1"/>
-          <w:lang w:val="ru-RU"/>
-        </w:rPr>
-        <w:t>):</w:t>
+        <w:t>Итерация 2 (импорт ассетов):</w:t>
       </w:r>
     </w:p>
     <w:p>
@@ -10211,25 +8588,7 @@
           <w:color w:val="000000" w:themeColor="text1"/>
           <w:lang w:val="ru-RU"/>
         </w:rPr>
-        <w:t xml:space="preserve">Создание </w:t>
-      </w:r>
-      <w:proofErr w:type="spellStart"/>
-      <w:r>
-        <w:rPr>
-          <w:rFonts w:ascii="Times New Roman" w:hAnsi="Times New Roman" w:cs="Times New Roman"/>
-          <w:color w:val="000000" w:themeColor="text1"/>
-          <w:lang w:val="ru-RU"/>
-        </w:rPr>
-        <w:t>префабов</w:t>
-      </w:r>
-      <w:proofErr w:type="spellEnd"/>
-      <w:r>
-        <w:rPr>
-          <w:rFonts w:ascii="Times New Roman" w:hAnsi="Times New Roman" w:cs="Times New Roman"/>
-          <w:color w:val="000000" w:themeColor="text1"/>
-          <w:lang w:val="ru-RU"/>
-        </w:rPr>
-        <w:t xml:space="preserve"> для основных объектов (игрок, деревья, камни</w:t>
+        <w:t>Создание префабов для основных объектов (игрок, деревья, камни</w:t>
       </w:r>
       <w:r>
         <w:rPr>
@@ -10598,25 +8957,7 @@
           <w:color w:val="000000" w:themeColor="text1"/>
           <w:lang w:val="ru-RU"/>
         </w:rPr>
-        <w:t xml:space="preserve">Нехватка бесплатных </w:t>
-      </w:r>
-      <w:proofErr w:type="spellStart"/>
-      <w:r>
-        <w:rPr>
-          <w:rFonts w:ascii="Times New Roman" w:hAnsi="Times New Roman" w:cs="Times New Roman"/>
-          <w:color w:val="000000" w:themeColor="text1"/>
-          <w:lang w:val="ru-RU"/>
-        </w:rPr>
-        <w:t>ассетов</w:t>
-      </w:r>
-      <w:proofErr w:type="spellEnd"/>
-      <w:r>
-        <w:rPr>
-          <w:rFonts w:ascii="Times New Roman" w:hAnsi="Times New Roman" w:cs="Times New Roman"/>
-          <w:color w:val="000000" w:themeColor="text1"/>
-          <w:lang w:val="ru-RU"/>
-        </w:rPr>
-        <w:t xml:space="preserve"> требуемого качества на </w:t>
+        <w:t xml:space="preserve">Нехватка бесплатных ассетов требуемого качества на </w:t>
       </w:r>
       <w:r>
         <w:rPr>
@@ -10835,25 +9176,7 @@
           <w:color w:val="000000" w:themeColor="text1"/>
           <w:lang w:val="ru-RU"/>
         </w:rPr>
-        <w:t xml:space="preserve">В случае недостатка готовых </w:t>
-      </w:r>
-      <w:proofErr w:type="spellStart"/>
-      <w:r>
-        <w:rPr>
-          <w:rFonts w:ascii="Times New Roman" w:hAnsi="Times New Roman" w:cs="Times New Roman"/>
-          <w:color w:val="000000" w:themeColor="text1"/>
-          <w:lang w:val="ru-RU"/>
-        </w:rPr>
-        <w:t>ассетов</w:t>
-      </w:r>
-      <w:proofErr w:type="spellEnd"/>
-      <w:r>
-        <w:rPr>
-          <w:rFonts w:ascii="Times New Roman" w:hAnsi="Times New Roman" w:cs="Times New Roman"/>
-          <w:color w:val="000000" w:themeColor="text1"/>
-          <w:lang w:val="ru-RU"/>
-        </w:rPr>
-        <w:t xml:space="preserve"> — заказать модели у студентов или использовать процедурные генераторы.</w:t>
+        <w:t>В случае недостатка готовых ассетов — заказать модели у студентов или использовать процедурные генераторы.</w:t>
       </w:r>
     </w:p>
     <w:p>
@@ -11035,14 +9358,7 @@
                 <w:rFonts w:ascii="Times New Roman" w:hAnsi="Times New Roman" w:cs="Times New Roman"/>
                 <w:color w:val="000000" w:themeColor="text1"/>
               </w:rPr>
-              <w:t>08.</w:t>
-            </w:r>
-            <w:r>
-              <w:rPr>
-                <w:rFonts w:ascii="Times New Roman" w:hAnsi="Times New Roman" w:cs="Times New Roman"/>
-                <w:color w:val="000000" w:themeColor="text1"/>
-              </w:rPr>
-              <w:t>03.2026</w:t>
+              <w:t>08.03.2026</w:t>
             </w:r>
           </w:p>
         </w:tc>
@@ -11108,6 +9424,189 @@
           </w:p>
         </w:tc>
       </w:tr>
+      <w:tr>
+        <w:tc>
+          <w:tcPr>
+            <w:cnfStyle w:val="000010000000" w:firstRow="0" w:lastRow="0" w:firstColumn="0" w:lastColumn="0" w:oddVBand="1" w:evenVBand="0" w:oddHBand="0" w:evenHBand="0" w:firstRowFirstColumn="0" w:firstRowLastColumn="0" w:lastRowFirstColumn="0" w:lastRowLastColumn="0"/>
+            <w:tcW w:w="618" w:type="pct"/>
+          </w:tcPr>
+          <w:p>
+            <w:pPr>
+              <w:pStyle w:val="Compact"/>
+              <w:jc w:val="both"/>
+              <w:rPr>
+                <w:rFonts w:ascii="Times New Roman" w:hAnsi="Times New Roman" w:cs="Times New Roman"/>
+                <w:color w:val="000000" w:themeColor="text1"/>
+                <w:lang w:val="ru-RU"/>
+              </w:rPr>
+            </w:pPr>
+            <w:r>
+              <w:rPr>
+                <w:rFonts w:ascii="Times New Roman" w:hAnsi="Times New Roman" w:cs="Times New Roman"/>
+                <w:color w:val="000000" w:themeColor="text1"/>
+              </w:rPr>
+              <w:t>v1.</w:t>
+            </w:r>
+            <w:r>
+              <w:rPr>
+                <w:rFonts w:ascii="Times New Roman" w:hAnsi="Times New Roman" w:cs="Times New Roman"/>
+                <w:color w:val="000000" w:themeColor="text1"/>
+                <w:lang w:val="ru-RU"/>
+              </w:rPr>
+              <w:t>1</w:t>
+            </w:r>
+          </w:p>
+        </w:tc>
+        <w:tc>
+          <w:tcPr>
+            <w:cnfStyle w:val="000001000000" w:firstRow="0" w:lastRow="0" w:firstColumn="0" w:lastColumn="0" w:oddVBand="0" w:evenVBand="1" w:oddHBand="0" w:evenHBand="0" w:firstRowFirstColumn="0" w:firstRowLastColumn="0" w:lastRowFirstColumn="0" w:lastRowLastColumn="0"/>
+            <w:tcW w:w="808" w:type="pct"/>
+          </w:tcPr>
+          <w:p>
+            <w:pPr>
+              <w:pStyle w:val="Compact"/>
+              <w:jc w:val="both"/>
+              <w:rPr>
+                <w:rFonts w:ascii="Times New Roman" w:hAnsi="Times New Roman" w:cs="Times New Roman"/>
+                <w:color w:val="000000" w:themeColor="text1"/>
+              </w:rPr>
+            </w:pPr>
+            <w:r>
+              <w:rPr>
+                <w:rFonts w:ascii="Times New Roman" w:hAnsi="Times New Roman" w:cs="Times New Roman"/>
+                <w:color w:val="000000" w:themeColor="text1"/>
+              </w:rPr>
+              <w:t>08.03.2026</w:t>
+            </w:r>
+          </w:p>
+        </w:tc>
+        <w:tc>
+          <w:tcPr>
+            <w:cnfStyle w:val="000010000000" w:firstRow="0" w:lastRow="0" w:firstColumn="0" w:lastColumn="0" w:oddVBand="1" w:evenVBand="0" w:oddHBand="0" w:evenHBand="0" w:firstRowFirstColumn="0" w:firstRowLastColumn="0" w:lastRowFirstColumn="0" w:lastRowLastColumn="0"/>
+            <w:tcW w:w="3574" w:type="pct"/>
+          </w:tcPr>
+          <w:p>
+            <w:pPr>
+              <w:pStyle w:val="Compact"/>
+              <w:jc w:val="both"/>
+              <w:rPr>
+                <w:rFonts w:ascii="Times New Roman" w:hAnsi="Times New Roman" w:cs="Times New Roman"/>
+                <w:color w:val="000000" w:themeColor="text1"/>
+                <w:lang w:val="ru-RU"/>
+              </w:rPr>
+            </w:pPr>
+            <w:r>
+              <w:rPr>
+                <w:rFonts w:ascii="Times New Roman" w:hAnsi="Times New Roman" w:cs="Times New Roman"/>
+                <w:color w:val="000000" w:themeColor="text1"/>
+                <w:lang w:val="ru-RU"/>
+              </w:rPr>
+              <w:t>Создан</w:t>
+            </w:r>
+            <w:r>
+              <w:rPr>
+                <w:rFonts w:ascii="Times New Roman" w:hAnsi="Times New Roman" w:cs="Times New Roman"/>
+                <w:color w:val="000000" w:themeColor="text1"/>
+                <w:lang w:val="ru-RU"/>
+              </w:rPr>
+              <w:t>а базовая сцена проекта</w:t>
+            </w:r>
+          </w:p>
+        </w:tc>
+      </w:tr>
+      <w:tr>
+        <w:trPr>
+          <w:cnfStyle w:val="000000100000" w:firstRow="0" w:lastRow="0" w:firstColumn="0" w:lastColumn="0" w:oddVBand="0" w:evenVBand="0" w:oddHBand="1" w:evenHBand="0" w:firstRowFirstColumn="0" w:firstRowLastColumn="0" w:lastRowFirstColumn="0" w:lastRowLastColumn="0"/>
+        </w:trPr>
+        <w:tc>
+          <w:tcPr>
+            <w:cnfStyle w:val="000010000000" w:firstRow="0" w:lastRow="0" w:firstColumn="0" w:lastColumn="0" w:oddVBand="1" w:evenVBand="0" w:oddHBand="0" w:evenHBand="0" w:firstRowFirstColumn="0" w:firstRowLastColumn="0" w:lastRowFirstColumn="0" w:lastRowLastColumn="0"/>
+            <w:tcW w:w="618" w:type="pct"/>
+          </w:tcPr>
+          <w:p>
+            <w:pPr>
+              <w:pStyle w:val="Compact"/>
+              <w:jc w:val="both"/>
+              <w:rPr>
+                <w:rFonts w:ascii="Times New Roman" w:hAnsi="Times New Roman" w:cs="Times New Roman"/>
+                <w:color w:val="000000" w:themeColor="text1"/>
+                <w:lang w:val="ru-RU"/>
+              </w:rPr>
+            </w:pPr>
+            <w:r>
+              <w:rPr>
+                <w:rFonts w:ascii="Times New Roman" w:hAnsi="Times New Roman" w:cs="Times New Roman"/>
+                <w:color w:val="000000" w:themeColor="text1"/>
+              </w:rPr>
+              <w:t>v1.</w:t>
+            </w:r>
+            <w:r>
+              <w:rPr>
+                <w:rFonts w:ascii="Times New Roman" w:hAnsi="Times New Roman" w:cs="Times New Roman"/>
+                <w:color w:val="000000" w:themeColor="text1"/>
+                <w:lang w:val="ru-RU"/>
+              </w:rPr>
+              <w:t>2</w:t>
+            </w:r>
+          </w:p>
+        </w:tc>
+        <w:tc>
+          <w:tcPr>
+            <w:cnfStyle w:val="000001000000" w:firstRow="0" w:lastRow="0" w:firstColumn="0" w:lastColumn="0" w:oddVBand="0" w:evenVBand="1" w:oddHBand="0" w:evenHBand="0" w:firstRowFirstColumn="0" w:firstRowLastColumn="0" w:lastRowFirstColumn="0" w:lastRowLastColumn="0"/>
+            <w:tcW w:w="808" w:type="pct"/>
+          </w:tcPr>
+          <w:p>
+            <w:pPr>
+              <w:pStyle w:val="Compact"/>
+              <w:jc w:val="both"/>
+              <w:rPr>
+                <w:rFonts w:ascii="Times New Roman" w:hAnsi="Times New Roman" w:cs="Times New Roman"/>
+                <w:color w:val="000000" w:themeColor="text1"/>
+              </w:rPr>
+            </w:pPr>
+            <w:r>
+              <w:rPr>
+                <w:rFonts w:ascii="Times New Roman" w:hAnsi="Times New Roman" w:cs="Times New Roman"/>
+                <w:color w:val="000000" w:themeColor="text1"/>
+                <w:lang w:val="ru-RU"/>
+              </w:rPr>
+              <w:t>10</w:t>
+            </w:r>
+            <w:r>
+              <w:rPr>
+                <w:rFonts w:ascii="Times New Roman" w:hAnsi="Times New Roman" w:cs="Times New Roman"/>
+                <w:color w:val="000000" w:themeColor="text1"/>
+              </w:rPr>
+              <w:t>.03.2026</w:t>
+            </w:r>
+          </w:p>
+        </w:tc>
+        <w:tc>
+          <w:tcPr>
+            <w:cnfStyle w:val="000010000000" w:firstRow="0" w:lastRow="0" w:firstColumn="0" w:lastColumn="0" w:oddVBand="1" w:evenVBand="0" w:oddHBand="0" w:evenHBand="0" w:firstRowFirstColumn="0" w:firstRowLastColumn="0" w:lastRowFirstColumn="0" w:lastRowLastColumn="0"/>
+            <w:tcW w:w="3574" w:type="pct"/>
+          </w:tcPr>
+          <w:p>
+            <w:pPr>
+              <w:pStyle w:val="Compact"/>
+              <w:jc w:val="both"/>
+              <w:rPr>
+                <w:rFonts w:ascii="Times New Roman" w:hAnsi="Times New Roman" w:cs="Times New Roman"/>
+                <w:color w:val="000000" w:themeColor="text1"/>
+                <w:lang w:val="ru-RU"/>
+              </w:rPr>
+            </w:pPr>
+            <w:r>
+              <w:rPr>
+                <w:rFonts w:ascii="Times New Roman" w:hAnsi="Times New Roman" w:cs="Times New Roman"/>
+                <w:color w:val="000000" w:themeColor="text1"/>
+                <w:lang w:val="ru-RU"/>
+              </w:rPr>
+              <w:t>Добавлено освещение на сцену и контроллер игрока</w:t>
+            </w:r>
+          </w:p>
+        </w:tc>
+      </w:tr>
     </w:tbl>
     <w:p>
       <w:pPr>
@@ -11118,10 +9617,11 @@
           <w:color w:val="000000" w:themeColor="text1"/>
           <w:sz w:val="40"/>
           <w:szCs w:val="40"/>
+          <w:lang w:val="ru-RU"/>
         </w:rPr>
       </w:pPr>
       <w:bookmarkStart w:id="21" w:name="источники"/>
-      <w:bookmarkEnd w:id="0"/>
+      <w:bookmarkEnd w:id="1"/>
       <w:bookmarkEnd w:id="20"/>
       <w:r>
         <w:rPr>
@@ -11129,6 +9629,7 @@
           <w:b/>
           <w:bCs/>
           <w:color w:val="000000" w:themeColor="text1"/>
+          <w:lang w:val="ru-RU"/>
         </w:rPr>
         <w:br w:type="page"/>
       </w:r>
@@ -11142,20 +9643,20 @@
           <w:b/>
           <w:bCs/>
           <w:color w:val="000000" w:themeColor="text1"/>
-        </w:rPr>
-      </w:pPr>
-      <w:proofErr w:type="spellStart"/>
+          <w:lang w:val="ru-RU"/>
+        </w:rPr>
+      </w:pPr>
       <w:r>
         <w:rPr>
           <w:rFonts w:ascii="Times New Roman" w:hAnsi="Times New Roman" w:cs="Times New Roman"/>
           <w:b/>
           <w:bCs/>
           <w:color w:val="000000" w:themeColor="text1"/>
+          <w:lang w:val="ru-RU"/>
         </w:rPr>
         <w:lastRenderedPageBreak/>
         <w:t>Источники</w:t>
       </w:r>
-      <w:proofErr w:type="spellEnd"/>
     </w:p>
     <w:p>
       <w:pPr>
@@ -11166,21 +9667,14 @@
         </w:rPr>
       </w:pPr>
       <w:bookmarkStart w:id="22" w:name="citations"/>
-      <w:bookmarkEnd w:id="1"/>
+      <w:bookmarkEnd w:id="2"/>
       <w:bookmarkEnd w:id="21"/>
       <w:r>
         <w:rPr>
           <w:rFonts w:ascii="Times New Roman" w:hAnsi="Times New Roman" w:cs="Times New Roman"/>
           <w:lang w:val="ru-RU"/>
         </w:rPr>
-        <w:t xml:space="preserve">[1] </w:t>
-      </w:r>
-      <w:r>
-        <w:rPr>
-          <w:rFonts w:ascii="Times New Roman" w:hAnsi="Times New Roman" w:cs="Times New Roman"/>
-          <w:lang w:val="ru-RU"/>
-        </w:rPr>
-        <w:t xml:space="preserve">Исследование аудитории игроков в России / обзор </w:t>
+        <w:t xml:space="preserve">[1] Исследование аудитории игроков в России / обзор </w:t>
       </w:r>
       <w:r>
         <w:rPr>
@@ -11214,6 +9708,7 @@
         <w:pStyle w:val="BodyText"/>
         <w:rPr>
           <w:rFonts w:ascii="Times New Roman" w:hAnsi="Times New Roman" w:cs="Times New Roman"/>
+          <w:lang w:val="ru-RU"/>
         </w:rPr>
       </w:pPr>
       <w:hyperlink r:id="rId6">
@@ -11222,7 +9717,90 @@
             <w:rStyle w:val="Hyperlink"/>
             <w:rFonts w:ascii="Times New Roman" w:hAnsi="Times New Roman" w:cs="Times New Roman"/>
           </w:rPr>
-          <w:t>https://wnhub.io/news/analytics/item-49834</w:t>
+          <w:t>https</w:t>
+        </w:r>
+        <w:r>
+          <w:rPr>
+            <w:rStyle w:val="Hyperlink"/>
+            <w:rFonts w:ascii="Times New Roman" w:hAnsi="Times New Roman" w:cs="Times New Roman"/>
+            <w:lang w:val="ru-RU"/>
+          </w:rPr>
+          <w:t>://</w:t>
+        </w:r>
+        <w:r>
+          <w:rPr>
+            <w:rStyle w:val="Hyperlink"/>
+            <w:rFonts w:ascii="Times New Roman" w:hAnsi="Times New Roman" w:cs="Times New Roman"/>
+          </w:rPr>
+          <w:t>wnhub</w:t>
+        </w:r>
+        <w:r>
+          <w:rPr>
+            <w:rStyle w:val="Hyperlink"/>
+            <w:rFonts w:ascii="Times New Roman" w:hAnsi="Times New Roman" w:cs="Times New Roman"/>
+            <w:lang w:val="ru-RU"/>
+          </w:rPr>
+          <w:t>.</w:t>
+        </w:r>
+        <w:r>
+          <w:rPr>
+            <w:rStyle w:val="Hyperlink"/>
+            <w:rFonts w:ascii="Times New Roman" w:hAnsi="Times New Roman" w:cs="Times New Roman"/>
+          </w:rPr>
+          <w:t>io</w:t>
+        </w:r>
+        <w:r>
+          <w:rPr>
+            <w:rStyle w:val="Hyperlink"/>
+            <w:rFonts w:ascii="Times New Roman" w:hAnsi="Times New Roman" w:cs="Times New Roman"/>
+            <w:lang w:val="ru-RU"/>
+          </w:rPr>
+          <w:t>/</w:t>
+        </w:r>
+        <w:r>
+          <w:rPr>
+            <w:rStyle w:val="Hyperlink"/>
+            <w:rFonts w:ascii="Times New Roman" w:hAnsi="Times New Roman" w:cs="Times New Roman"/>
+          </w:rPr>
+          <w:t>news</w:t>
+        </w:r>
+        <w:r>
+          <w:rPr>
+            <w:rStyle w:val="Hyperlink"/>
+            <w:rFonts w:ascii="Times New Roman" w:hAnsi="Times New Roman" w:cs="Times New Roman"/>
+            <w:lang w:val="ru-RU"/>
+          </w:rPr>
+          <w:t>/</w:t>
+        </w:r>
+        <w:r>
+          <w:rPr>
+            <w:rStyle w:val="Hyperlink"/>
+            <w:rFonts w:ascii="Times New Roman" w:hAnsi="Times New Roman" w:cs="Times New Roman"/>
+          </w:rPr>
+          <w:t>analytics</w:t>
+        </w:r>
+        <w:r>
+          <w:rPr>
+            <w:rStyle w:val="Hyperlink"/>
+            <w:rFonts w:ascii="Times New Roman" w:hAnsi="Times New Roman" w:cs="Times New Roman"/>
+            <w:lang w:val="ru-RU"/>
+          </w:rPr>
+          <w:t>/</w:t>
+        </w:r>
+        <w:r>
+          <w:rPr>
+            <w:rStyle w:val="Hyperlink"/>
+            <w:rFonts w:ascii="Times New Roman" w:hAnsi="Times New Roman" w:cs="Times New Roman"/>
+          </w:rPr>
+          <w:t>item</w:t>
+        </w:r>
+        <w:r>
+          <w:rPr>
+            <w:rStyle w:val="Hyperlink"/>
+            <w:rFonts w:ascii="Times New Roman" w:hAnsi="Times New Roman" w:cs="Times New Roman"/>
+            <w:lang w:val="ru-RU"/>
+          </w:rPr>
+          <w:t>-49834</w:t>
         </w:r>
       </w:hyperlink>
     </w:p>
@@ -11241,19 +9819,11 @@
         </w:rPr>
         <w:t xml:space="preserve">[2] </w:t>
       </w:r>
-      <w:proofErr w:type="spellStart"/>
-      <w:r>
-        <w:rPr>
-          <w:rFonts w:ascii="Times New Roman" w:hAnsi="Times New Roman" w:cs="Times New Roman"/>
-        </w:rPr>
-        <w:t>Steamworks</w:t>
-      </w:r>
-      <w:proofErr w:type="spellEnd"/>
-      <w:r>
-        <w:rPr>
-          <w:rFonts w:ascii="Times New Roman" w:hAnsi="Times New Roman" w:cs="Times New Roman"/>
-        </w:rPr>
-        <w:t>. Reach a Global Audience.</w:t>
+      <w:r>
+        <w:rPr>
+          <w:rFonts w:ascii="Times New Roman" w:hAnsi="Times New Roman" w:cs="Times New Roman"/>
+        </w:rPr>
+        <w:t>Steamworks. Reach a Global Audience.</w:t>
       </w:r>
     </w:p>
     <w:p>
@@ -11284,19 +9854,7 @@
         <w:rPr>
           <w:rFonts w:ascii="Times New Roman" w:hAnsi="Times New Roman" w:cs="Times New Roman"/>
         </w:rPr>
-        <w:t xml:space="preserve">[3] </w:t>
-      </w:r>
-      <w:r>
-        <w:rPr>
-          <w:rFonts w:ascii="Times New Roman" w:hAnsi="Times New Roman" w:cs="Times New Roman"/>
-        </w:rPr>
-        <w:t>Unity - Manual: Unity's Asset Store</w:t>
-      </w:r>
-      <w:r>
-        <w:rPr>
-          <w:rFonts w:ascii="Times New Roman" w:hAnsi="Times New Roman" w:cs="Times New Roman"/>
-        </w:rPr>
-        <w:t xml:space="preserve"> </w:t>
+        <w:t xml:space="preserve">[3] Unity - Manual: Unity's Asset Store </w:t>
       </w:r>
     </w:p>
     <w:p>
@@ -11327,13 +9885,7 @@
         <w:rPr>
           <w:rFonts w:ascii="Times New Roman" w:hAnsi="Times New Roman" w:cs="Times New Roman"/>
         </w:rPr>
-        <w:t xml:space="preserve">[4] </w:t>
-      </w:r>
-      <w:r>
-        <w:rPr>
-          <w:rFonts w:ascii="Times New Roman" w:hAnsi="Times New Roman" w:cs="Times New Roman"/>
-        </w:rPr>
-        <w:t>Unity - Manual: Level of Detail (LOD) for meshes</w:t>
+        <w:t>[4] Unity - Manual: Level of Detail (LOD) for meshes</w:t>
       </w:r>
     </w:p>
     <w:p>
@@ -11364,13 +9916,7 @@
         <w:rPr>
           <w:rFonts w:ascii="Times New Roman" w:hAnsi="Times New Roman" w:cs="Times New Roman"/>
         </w:rPr>
-        <w:t xml:space="preserve">[6] </w:t>
-      </w:r>
-      <w:r>
-        <w:rPr>
-          <w:rFonts w:ascii="Times New Roman" w:hAnsi="Times New Roman" w:cs="Times New Roman"/>
-        </w:rPr>
-        <w:t>Unity - Manual: Introduction to runtime asset management</w:t>
+        <w:t>[6] Unity - Manual: Introduction to runtime asset management</w:t>
       </w:r>
     </w:p>
     <w:p>
@@ -11402,27 +9948,7 @@
         <w:rPr>
           <w:rFonts w:ascii="Times New Roman" w:hAnsi="Times New Roman" w:cs="Times New Roman"/>
         </w:rPr>
-        <w:t xml:space="preserve">[7] </w:t>
-      </w:r>
-      <w:r>
-        <w:rPr>
-          <w:rFonts w:ascii="Times New Roman" w:hAnsi="Times New Roman" w:cs="Times New Roman"/>
-        </w:rPr>
-        <w:t xml:space="preserve">Unity - Manual: </w:t>
-      </w:r>
-      <w:proofErr w:type="spellStart"/>
-      <w:r>
-        <w:rPr>
-          <w:rFonts w:ascii="Times New Roman" w:hAnsi="Times New Roman" w:cs="Times New Roman"/>
-        </w:rPr>
-        <w:t>Addressables</w:t>
-      </w:r>
-      <w:proofErr w:type="spellEnd"/>
-      <w:r>
-        <w:rPr>
-          <w:rFonts w:ascii="Times New Roman" w:hAnsi="Times New Roman" w:cs="Times New Roman"/>
-        </w:rPr>
-        <w:t xml:space="preserve"> </w:t>
+        <w:t xml:space="preserve">[7] Unity - Manual: Addressables </w:t>
       </w:r>
     </w:p>
     <w:p>
@@ -11485,13 +10011,7 @@
         <w:rPr>
           <w:rFonts w:ascii="Times New Roman" w:hAnsi="Times New Roman" w:cs="Times New Roman"/>
         </w:rPr>
-        <w:t xml:space="preserve">[9] </w:t>
-      </w:r>
-      <w:r>
-        <w:rPr>
-          <w:rFonts w:ascii="Times New Roman" w:hAnsi="Times New Roman" w:cs="Times New Roman"/>
-        </w:rPr>
-        <w:t>Google Analytics Help — Analytics dimensions and metrics.</w:t>
+        <w:t>[9] Google Analytics Help — Analytics dimensions and metrics.</w:t>
       </w:r>
     </w:p>
     <w:p>
@@ -15669,6 +14189,7 @@
   <w:style w:type="character" w:default="1" w:styleId="DefaultParagraphFont">
     <w:name w:val="Default Paragraph Font"/>
     <w:uiPriority w:val="1"/>
+    <w:semiHidden/>
     <w:unhideWhenUsed/>
   </w:style>
   <w:style w:type="table" w:default="1" w:styleId="TableNormal">
